--- a/document/Hoang_Nhat_Duy_Le_Resume.docx
+++ b/document/Hoang_Nhat_Duy_Le_Resume.docx
@@ -1,6 +1,6 @@
 
 <file path=word/document.xml><?xml version="1.0" encoding="utf-8"?>
-<w:document xmlns:wpc="http://schemas.microsoft.com/office/word/2010/wordprocessingCanvas" xmlns:cx="http://schemas.microsoft.com/office/drawing/2014/chartex" xmlns:cx1="http://schemas.microsoft.com/office/drawing/2015/9/8/chartex" xmlns:cx2="http://schemas.microsoft.com/office/drawing/2015/10/21/chartex" xmlns:cx3="http://schemas.microsoft.com/office/drawing/2016/5/9/chartex" xmlns:cx4="http://schemas.microsoft.com/office/drawing/2016/5/10/chartex" xmlns:cx5="http://schemas.microsoft.com/office/drawing/2016/5/11/chartex" xmlns:cx6="http://schemas.microsoft.com/office/drawing/2016/5/12/chartex" xmlns:cx7="http://schemas.microsoft.com/office/drawing/2016/5/13/chartex" xmlns:cx8="http://schemas.microsoft.com/office/drawing/2016/5/14/chartex" xmlns:mc="http://schemas.openxmlformats.org/markup-compatibility/2006" xmlns:aink="http://schemas.microsoft.com/office/drawing/2016/ink" xmlns:am3d="http://schemas.microsoft.com/office/drawing/2017/model3d" xmlns:o="urn:schemas-microsoft-com:office:office" xmlns:oel="http://schemas.microsoft.com/office/2019/extlst" xmlns:r="http://schemas.openxmlformats.org/officeDocument/2006/relationships" xmlns:m="http://schemas.openxmlformats.org/officeDocument/2006/math" xmlns:v="urn:schemas-microsoft-com:vml" xmlns:wp14="http://schemas.microsoft.com/office/word/2010/wordprocessingDrawing" xmlns:wp="http://schemas.openxmlformats.org/drawingml/2006/wordprocessingDrawing" xmlns:w10="urn:schemas-microsoft-com:office:word" xmlns:w="http://schemas.openxmlformats.org/wordprocessingml/2006/main" xmlns:w14="http://schemas.microsoft.com/office/word/2010/wordml" xmlns:w15="http://schemas.microsoft.com/office/word/2012/wordml" xmlns:w16cex="http://schemas.microsoft.com/office/word/2018/wordml/cex" xmlns:w16cid="http://schemas.microsoft.com/office/word/2016/wordml/cid" xmlns:w16="http://schemas.microsoft.com/office/word/2018/wordml" xmlns:w16sdtdh="http://schemas.microsoft.com/office/word/2020/wordml/sdtdatahash" xmlns:w16se="http://schemas.microsoft.com/office/word/2015/wordml/symex" xmlns:wpg="http://schemas.microsoft.com/office/word/2010/wordprocessingGroup" xmlns:wpi="http://schemas.microsoft.com/office/word/2010/wordprocessingInk" xmlns:wne="http://schemas.microsoft.com/office/word/2006/wordml" xmlns:wps="http://schemas.microsoft.com/office/word/2010/wordprocessingShape" mc:Ignorable="w14 w15 w16se w16cid w16 w16cex w16sdtdh wp14">
+<w:document xmlns:wpc="http://schemas.microsoft.com/office/word/2010/wordprocessingCanvas" xmlns:cx="http://schemas.microsoft.com/office/drawing/2014/chartex" xmlns:cx1="http://schemas.microsoft.com/office/drawing/2015/9/8/chartex" xmlns:cx2="http://schemas.microsoft.com/office/drawing/2015/10/21/chartex" xmlns:cx3="http://schemas.microsoft.com/office/drawing/2016/5/9/chartex" xmlns:cx4="http://schemas.microsoft.com/office/drawing/2016/5/10/chartex" xmlns:cx5="http://schemas.microsoft.com/office/drawing/2016/5/11/chartex" xmlns:cx6="http://schemas.microsoft.com/office/drawing/2016/5/12/chartex" xmlns:cx7="http://schemas.microsoft.com/office/drawing/2016/5/13/chartex" xmlns:cx8="http://schemas.microsoft.com/office/drawing/2016/5/14/chartex" xmlns:mc="http://schemas.openxmlformats.org/markup-compatibility/2006" xmlns:aink="http://schemas.microsoft.com/office/drawing/2016/ink" xmlns:am3d="http://schemas.microsoft.com/office/drawing/2017/model3d" xmlns:o="urn:schemas-microsoft-com:office:office" xmlns:oel="http://schemas.microsoft.com/office/2019/extlst" xmlns:r="http://schemas.openxmlformats.org/officeDocument/2006/relationships" xmlns:m="http://schemas.openxmlformats.org/officeDocument/2006/math" xmlns:v="urn:schemas-microsoft-com:vml" xmlns:wp14="http://schemas.microsoft.com/office/word/2010/wordprocessingDrawing" xmlns:wp="http://schemas.openxmlformats.org/drawingml/2006/wordprocessingDrawing" xmlns:w10="urn:schemas-microsoft-com:office:word" xmlns:w="http://schemas.openxmlformats.org/wordprocessingml/2006/main" xmlns:w14="http://schemas.microsoft.com/office/word/2010/wordml" xmlns:w15="http://schemas.microsoft.com/office/word/2012/wordml" xmlns:w16cex="http://schemas.microsoft.com/office/word/2018/wordml/cex" xmlns:w16cid="http://schemas.microsoft.com/office/word/2016/wordml/cid" xmlns:w16="http://schemas.microsoft.com/office/word/2018/wordml" xmlns:w16du="http://schemas.microsoft.com/office/word/2023/wordml/word16du" xmlns:w16sdtdh="http://schemas.microsoft.com/office/word/2020/wordml/sdtdatahash" xmlns:w16sdtfl="http://schemas.microsoft.com/office/word/2024/wordml/sdtformatlock" xmlns:w16se="http://schemas.microsoft.com/office/word/2015/wordml/symex" xmlns:wpg="http://schemas.microsoft.com/office/word/2010/wordprocessingGroup" xmlns:wpi="http://schemas.microsoft.com/office/word/2010/wordprocessingInk" xmlns:wne="http://schemas.microsoft.com/office/word/2006/wordml" xmlns:wps="http://schemas.microsoft.com/office/word/2010/wordprocessingShape" mc:Ignorable="w14 w15 w16se w16cid w16 w16cex w16sdtdh w16sdtfl w16du wp14">
   <w:body>
     <w:p>
       <w:pPr>
@@ -47,7 +47,15 @@
           <w:sz w:val="22"/>
           <w:szCs w:val="22"/>
         </w:rPr>
-        <w:t xml:space="preserve">Toledo, OH </w:t>
+        <w:t>Cincinnati</w:t>
+      </w:r>
+      <w:r>
+        <w:rPr>
+          <w:rFonts w:cstheme="minorHAnsi"/>
+          <w:sz w:val="22"/>
+          <w:szCs w:val="22"/>
+        </w:rPr>
+        <w:t xml:space="preserve">, OH </w:t>
       </w:r>
       <w:r>
         <w:rPr>
@@ -119,7 +127,55 @@
           <w:sz w:val="22"/>
           <w:szCs w:val="22"/>
         </w:rPr>
-        <w:t xml:space="preserve"> • HoangNhatDuy.Le@rockets.utoledo.edu</w:t>
+        <w:t xml:space="preserve"> • </w:t>
+      </w:r>
+      <w:r>
+        <w:rPr>
+          <w:rFonts w:cstheme="minorHAnsi"/>
+          <w:sz w:val="22"/>
+          <w:szCs w:val="22"/>
+        </w:rPr>
+        <w:t>lehoanny</w:t>
+      </w:r>
+      <w:r>
+        <w:rPr>
+          <w:rFonts w:cstheme="minorHAnsi"/>
+          <w:sz w:val="22"/>
+          <w:szCs w:val="22"/>
+        </w:rPr>
+        <w:t>@</w:t>
+      </w:r>
+      <w:r>
+        <w:rPr>
+          <w:rFonts w:cstheme="minorHAnsi"/>
+          <w:sz w:val="22"/>
+          <w:szCs w:val="22"/>
+        </w:rPr>
+        <w:t>mail</w:t>
+      </w:r>
+      <w:r>
+        <w:rPr>
+          <w:rFonts w:cstheme="minorHAnsi"/>
+          <w:sz w:val="22"/>
+          <w:szCs w:val="22"/>
+        </w:rPr>
+        <w:t>.</w:t>
+      </w:r>
+      <w:r>
+        <w:rPr>
+          <w:rFonts w:cstheme="minorHAnsi"/>
+          <w:sz w:val="22"/>
+          <w:szCs w:val="22"/>
+        </w:rPr>
+        <w:t>uc</w:t>
+      </w:r>
+      <w:r>
+        <w:rPr>
+          <w:rFonts w:cstheme="minorHAnsi"/>
+          <w:sz w:val="22"/>
+          <w:szCs w:val="22"/>
+        </w:rPr>
+        <w:t>.edu</w:t>
       </w:r>
     </w:p>
     <w:p>
@@ -347,102 +403,7 @@
           </w:p>
         </w:tc>
       </w:tr>
-      <w:tr>
-        <w:tc>
-          <w:tcPr>
-            <w:tcW w:w="11245" w:type="dxa"/>
-            <w:gridSpan w:val="2"/>
-          </w:tcPr>
-          <w:p>
-            <w:pPr>
-              <w:rPr>
-                <w:rFonts w:cstheme="minorHAnsi"/>
-                <w:sz w:val="22"/>
-                <w:szCs w:val="22"/>
-              </w:rPr>
-            </w:pPr>
-            <w:r>
-              <w:rPr>
-                <w:rFonts w:cstheme="minorHAnsi"/>
-                <w:sz w:val="22"/>
-                <w:szCs w:val="22"/>
-              </w:rPr>
-              <w:t>Relevant Coursework: Database-Driven Websites Design, Computer Architecture &amp; Organization, Senior Design,</w:t>
-            </w:r>
-          </w:p>
-          <w:p>
-            <w:pPr>
-              <w:ind w:firstLine="2040"/>
-              <w:rPr>
-                <w:rFonts w:cstheme="minorHAnsi"/>
-                <w:sz w:val="22"/>
-                <w:szCs w:val="22"/>
-              </w:rPr>
-            </w:pPr>
-            <w:r>
-              <w:rPr>
-                <w:rFonts w:cstheme="minorHAnsi"/>
-                <w:sz w:val="22"/>
-                <w:szCs w:val="22"/>
-              </w:rPr>
-              <w:t>Engineering Statistics, Digital Logic, Data Science, Embedded Systems, Inside Cryptography,</w:t>
-            </w:r>
-          </w:p>
-          <w:p>
-            <w:pPr>
-              <w:ind w:firstLine="2040"/>
-              <w:rPr>
-                <w:rFonts w:cstheme="minorHAnsi"/>
-                <w:sz w:val="22"/>
-                <w:szCs w:val="22"/>
-              </w:rPr>
-            </w:pPr>
-            <w:r>
-              <w:rPr>
-                <w:rFonts w:cstheme="minorHAnsi"/>
-                <w:sz w:val="22"/>
-                <w:szCs w:val="22"/>
-              </w:rPr>
-              <w:t>Operating Systems Programming, Software Engineering</w:t>
-            </w:r>
-          </w:p>
-        </w:tc>
-      </w:tr>
     </w:tbl>
-    <w:p>
-      <w:pPr>
-        <w:rPr>
-          <w:rFonts w:cstheme="minorHAnsi"/>
-          <w:sz w:val="4"/>
-          <w:szCs w:val="4"/>
-        </w:rPr>
-      </w:pPr>
-    </w:p>
-    <w:p>
-      <w:pPr>
-        <w:pBdr>
-          <w:bottom w:val="single" w:sz="4" w:space="1" w:color="auto"/>
-        </w:pBdr>
-        <w:rPr>
-          <w:rFonts w:cstheme="minorHAnsi"/>
-          <w:b/>
-        </w:rPr>
-      </w:pPr>
-      <w:r>
-        <w:rPr>
-          <w:rFonts w:cstheme="minorHAnsi"/>
-          <w:b/>
-        </w:rPr>
-        <w:t>PROFESSIONAL EXPERIENCE</w:t>
-      </w:r>
-      <w:r>
-        <w:rPr>
-          <w:rFonts w:cstheme="minorHAnsi"/>
-          <w:b/>
-        </w:rPr>
-        <w:tab/>
-      </w:r>
-    </w:p>
     <w:p>
       <w:pPr>
         <w:rPr>
@@ -492,7 +453,7 @@
                 <w:sz w:val="23"/>
                 <w:szCs w:val="23"/>
               </w:rPr>
-              <w:t xml:space="preserve">Software </w:t>
+              <w:t xml:space="preserve">The University of </w:t>
             </w:r>
             <w:r>
               <w:rPr>
@@ -501,7 +462,7 @@
                 <w:sz w:val="23"/>
                 <w:szCs w:val="23"/>
               </w:rPr>
-              <w:t xml:space="preserve">Engineer </w:t>
+              <w:t>Cincinnati</w:t>
             </w:r>
             <w:r>
               <w:rPr>
@@ -510,7 +471,7 @@
                 <w:sz w:val="23"/>
                 <w:szCs w:val="23"/>
               </w:rPr>
-              <w:t xml:space="preserve">– MES I </w:t>
+              <w:t>, College of Engineering</w:t>
             </w:r>
             <w:r>
               <w:rPr>
@@ -519,16 +480,7 @@
                 <w:sz w:val="23"/>
                 <w:szCs w:val="23"/>
               </w:rPr>
-              <w:t xml:space="preserve">| </w:t>
-            </w:r>
-            <w:r>
-              <w:rPr>
-                <w:rFonts w:cstheme="minorHAnsi"/>
-                <w:b/>
-                <w:sz w:val="23"/>
-                <w:szCs w:val="23"/>
-              </w:rPr>
-              <w:t>First Solar</w:t>
+              <w:t xml:space="preserve"> and Applied Science</w:t>
             </w:r>
           </w:p>
         </w:tc>
@@ -544,38 +496,6 @@
                 <w:szCs w:val="23"/>
               </w:rPr>
             </w:pPr>
-            <w:r>
-              <w:rPr>
-                <w:rFonts w:cstheme="minorHAnsi"/>
-                <w:sz w:val="23"/>
-                <w:szCs w:val="23"/>
-              </w:rPr>
-              <w:t xml:space="preserve">           </w:t>
-            </w:r>
-            <w:r>
-              <w:rPr>
-                <w:rFonts w:cstheme="minorHAnsi"/>
-                <w:sz w:val="23"/>
-                <w:szCs w:val="23"/>
-              </w:rPr>
-              <w:t xml:space="preserve">          </w:t>
-            </w:r>
-            <w:r>
-              <w:rPr>
-                <w:rFonts w:cstheme="minorHAnsi"/>
-                <w:sz w:val="23"/>
-                <w:szCs w:val="23"/>
-              </w:rPr>
-              <w:t>February 2025</w:t>
-            </w:r>
-            <w:r>
-              <w:rPr>
-                <w:rFonts w:cstheme="minorHAnsi"/>
-                <w:sz w:val="23"/>
-                <w:szCs w:val="23"/>
-              </w:rPr>
-              <w:t xml:space="preserve"> - Present</w:t>
-            </w:r>
           </w:p>
         </w:tc>
       </w:tr>
@@ -589,259 +509,77 @@
             <w:pPr>
               <w:rPr>
                 <w:rFonts w:cstheme="minorHAnsi"/>
-                <w:b/>
+                <w:sz w:val="22"/>
+                <w:szCs w:val="22"/>
+              </w:rPr>
+            </w:pPr>
+            <w:r>
+              <w:rPr>
+                <w:rFonts w:cstheme="minorHAnsi"/>
+                <w:bCs/>
                 <w:iCs/>
-                <w:color w:val="767171" w:themeColor="background2" w:themeShade="80"/>
-                <w:sz w:val="22"/>
-                <w:szCs w:val="22"/>
-              </w:rPr>
-            </w:pPr>
-            <w:r>
-              <w:rPr>
-                <w:rFonts w:cstheme="minorHAnsi"/>
-                <w:b/>
+                <w:sz w:val="22"/>
+                <w:szCs w:val="22"/>
+              </w:rPr>
+              <w:t>Master</w:t>
+            </w:r>
+            <w:r>
+              <w:rPr>
+                <w:rFonts w:cstheme="minorHAnsi"/>
+                <w:bCs/>
                 <w:iCs/>
-                <w:color w:val="767171" w:themeColor="background2" w:themeShade="80"/>
-                <w:sz w:val="22"/>
-                <w:szCs w:val="22"/>
-              </w:rPr>
-              <w:t>Working</w:t>
-            </w:r>
-            <w:r>
-              <w:rPr>
-                <w:rFonts w:cstheme="minorHAnsi"/>
-                <w:b/>
-                <w:iCs/>
-                <w:color w:val="767171" w:themeColor="background2" w:themeShade="80"/>
-                <w:sz w:val="22"/>
-                <w:szCs w:val="22"/>
-              </w:rPr>
-              <w:t xml:space="preserve"> with </w:t>
-            </w:r>
-            <w:r>
-              <w:rPr>
-                <w:rFonts w:cstheme="minorHAnsi"/>
-                <w:b/>
-                <w:iCs/>
-                <w:color w:val="767171" w:themeColor="background2" w:themeShade="80"/>
-                <w:sz w:val="22"/>
-                <w:szCs w:val="22"/>
-              </w:rPr>
-              <w:t>stakeholders</w:t>
-            </w:r>
-            <w:r>
-              <w:rPr>
-                <w:rFonts w:cstheme="minorHAnsi"/>
-                <w:b/>
-                <w:iCs/>
-                <w:color w:val="767171" w:themeColor="background2" w:themeShade="80"/>
-                <w:sz w:val="22"/>
-                <w:szCs w:val="22"/>
-              </w:rPr>
-              <w:t xml:space="preserve"> to build and enhance</w:t>
-            </w:r>
-            <w:r>
-              <w:rPr>
-                <w:rFonts w:cstheme="minorHAnsi"/>
-                <w:b/>
-                <w:iCs/>
-                <w:color w:val="767171" w:themeColor="background2" w:themeShade="80"/>
-                <w:sz w:val="22"/>
-                <w:szCs w:val="22"/>
-              </w:rPr>
-              <w:t xml:space="preserve"> </w:t>
-            </w:r>
-            <w:r>
-              <w:rPr>
-                <w:rFonts w:cstheme="minorHAnsi"/>
-                <w:b/>
-                <w:iCs/>
-                <w:color w:val="767171" w:themeColor="background2" w:themeShade="80"/>
-                <w:sz w:val="22"/>
-                <w:szCs w:val="22"/>
-              </w:rPr>
-              <w:t xml:space="preserve">software systems for </w:t>
-            </w:r>
-            <w:r>
-              <w:rPr>
-                <w:rFonts w:cstheme="minorHAnsi"/>
-                <w:b/>
-                <w:iCs/>
-                <w:color w:val="767171" w:themeColor="background2" w:themeShade="80"/>
-                <w:sz w:val="22"/>
-                <w:szCs w:val="22"/>
-              </w:rPr>
-              <w:t>manufacturing, reliability, and R&amp;D</w:t>
-            </w:r>
-            <w:r>
-              <w:rPr>
-                <w:rFonts w:cstheme="minorHAnsi"/>
-                <w:b/>
-                <w:iCs/>
-                <w:color w:val="767171" w:themeColor="background2" w:themeShade="80"/>
-                <w:sz w:val="22"/>
-                <w:szCs w:val="22"/>
-              </w:rPr>
-              <w:t xml:space="preserve"> </w:t>
-            </w:r>
-            <w:r>
-              <w:rPr>
-                <w:rFonts w:cstheme="minorHAnsi"/>
-                <w:b/>
-                <w:iCs/>
-                <w:color w:val="767171" w:themeColor="background2" w:themeShade="80"/>
-                <w:sz w:val="22"/>
-                <w:szCs w:val="22"/>
-              </w:rPr>
-              <w:t>processes</w:t>
-            </w:r>
-            <w:r>
-              <w:rPr>
-                <w:rFonts w:cstheme="minorHAnsi"/>
-                <w:b/>
-                <w:iCs/>
-                <w:color w:val="767171" w:themeColor="background2" w:themeShade="80"/>
-                <w:sz w:val="22"/>
-                <w:szCs w:val="22"/>
-              </w:rPr>
-              <w:t>.</w:t>
-            </w:r>
-          </w:p>
-        </w:tc>
-      </w:tr>
-      <w:tr>
-        <w:tc>
-          <w:tcPr>
-            <w:tcW w:w="11245" w:type="dxa"/>
-            <w:gridSpan w:val="2"/>
-          </w:tcPr>
-          <w:p>
-            <w:pPr>
-              <w:pStyle w:val="ListParagraph"/>
-              <w:numPr>
-                <w:ilvl w:val="0"/>
-                <w:numId w:val="29"/>
-              </w:numPr>
-              <w:ind w:left="336"/>
-              <w:rPr>
-                <w:rFonts w:cstheme="minorHAnsi"/>
-                <w:sz w:val="22"/>
-                <w:szCs w:val="22"/>
-              </w:rPr>
-            </w:pPr>
-            <w:r>
-              <w:rPr>
-                <w:rFonts w:cstheme="minorHAnsi"/>
-                <w:sz w:val="22"/>
-                <w:szCs w:val="22"/>
-              </w:rPr>
-              <w:t>Integrates shop floor systems with custom-developed and off-the-shelf solutions</w:t>
-            </w:r>
-            <w:r>
-              <w:rPr>
-                <w:rFonts w:cstheme="minorHAnsi"/>
-                <w:sz w:val="22"/>
-                <w:szCs w:val="22"/>
-              </w:rPr>
-              <w:t>.</w:t>
-            </w:r>
-          </w:p>
-        </w:tc>
-      </w:tr>
-      <w:tr>
-        <w:tc>
-          <w:tcPr>
-            <w:tcW w:w="11245" w:type="dxa"/>
-            <w:gridSpan w:val="2"/>
-          </w:tcPr>
-          <w:p>
-            <w:pPr>
-              <w:pStyle w:val="ListParagraph"/>
-              <w:numPr>
-                <w:ilvl w:val="0"/>
-                <w:numId w:val="29"/>
-              </w:numPr>
-              <w:ind w:left="336"/>
-              <w:rPr>
-                <w:rFonts w:cstheme="minorHAnsi"/>
-                <w:sz w:val="22"/>
-                <w:szCs w:val="22"/>
-              </w:rPr>
-            </w:pPr>
-            <w:r>
-              <w:rPr>
-                <w:rFonts w:cstheme="minorHAnsi"/>
-                <w:sz w:val="22"/>
-                <w:szCs w:val="22"/>
-              </w:rPr>
-              <w:t>Assists administrators (server admins, network admins, DB admins) in troubleshooting enterprise-level problems</w:t>
-            </w:r>
-            <w:r>
-              <w:rPr>
-                <w:rFonts w:cstheme="minorHAnsi"/>
-                <w:sz w:val="22"/>
-                <w:szCs w:val="22"/>
-              </w:rPr>
-              <w:t>.</w:t>
-            </w:r>
-          </w:p>
-          <w:p>
-            <w:pPr>
-              <w:pStyle w:val="ListParagraph"/>
-              <w:numPr>
-                <w:ilvl w:val="0"/>
-                <w:numId w:val="29"/>
-              </w:numPr>
-              <w:ind w:left="336"/>
-              <w:rPr>
-                <w:rFonts w:cstheme="minorHAnsi"/>
-                <w:sz w:val="22"/>
-                <w:szCs w:val="22"/>
-              </w:rPr>
-            </w:pPr>
-            <w:r>
-              <w:rPr>
-                <w:rFonts w:cstheme="minorHAnsi"/>
-                <w:sz w:val="22"/>
-                <w:szCs w:val="22"/>
-              </w:rPr>
-              <w:t>Designs, codes, tests, correct, and documents simple programs, and assist in the implementation of software</w:t>
-            </w:r>
-            <w:r>
-              <w:rPr>
-                <w:rFonts w:cstheme="minorHAnsi"/>
-                <w:sz w:val="22"/>
-                <w:szCs w:val="22"/>
-              </w:rPr>
-              <w:t>.</w:t>
-            </w:r>
-          </w:p>
-          <w:p>
-            <w:pPr>
-              <w:pStyle w:val="ListParagraph"/>
-              <w:numPr>
-                <w:ilvl w:val="0"/>
-                <w:numId w:val="29"/>
-              </w:numPr>
-              <w:ind w:left="336"/>
-              <w:rPr>
-                <w:rFonts w:cstheme="minorHAnsi"/>
-                <w:sz w:val="22"/>
-                <w:szCs w:val="22"/>
-              </w:rPr>
-            </w:pPr>
-            <w:r>
-              <w:rPr>
-                <w:rFonts w:cstheme="minorHAnsi"/>
-                <w:sz w:val="22"/>
-                <w:szCs w:val="22"/>
-              </w:rPr>
-              <w:t>Applies tools and methods to identify the user experience, characteristics and tasks, and the technical, organizational and physical environment in which the product or system will operate.</w:t>
+                <w:sz w:val="22"/>
+                <w:szCs w:val="22"/>
+              </w:rPr>
+              <w:t xml:space="preserve"> of Science in Computer Science</w:t>
             </w:r>
           </w:p>
         </w:tc>
       </w:tr>
     </w:tbl>
+    <w:p>
+      <w:pPr>
+        <w:rPr>
+          <w:rFonts w:cstheme="minorHAnsi"/>
+          <w:sz w:val="4"/>
+          <w:szCs w:val="4"/>
+        </w:rPr>
+      </w:pPr>
+    </w:p>
+    <w:p>
+      <w:pPr>
+        <w:rPr>
+          <w:rFonts w:cstheme="minorHAnsi"/>
+          <w:sz w:val="4"/>
+          <w:szCs w:val="4"/>
+        </w:rPr>
+      </w:pPr>
+    </w:p>
+    <w:p>
+      <w:pPr>
+        <w:pBdr>
+          <w:bottom w:val="single" w:sz="4" w:space="1" w:color="auto"/>
+        </w:pBdr>
+        <w:rPr>
+          <w:rFonts w:cstheme="minorHAnsi"/>
+          <w:b/>
+        </w:rPr>
+      </w:pPr>
+      <w:r>
+        <w:rPr>
+          <w:rFonts w:cstheme="minorHAnsi"/>
+          <w:b/>
+        </w:rPr>
+        <w:t>PROFESSIONAL EXPERIENCE</w:t>
+      </w:r>
+      <w:r>
+        <w:rPr>
+          <w:rFonts w:cstheme="minorHAnsi"/>
+          <w:b/>
+        </w:rPr>
+        <w:tab/>
+      </w:r>
+    </w:p>
     <w:p>
       <w:pPr>
         <w:rPr>
@@ -891,7 +629,7 @@
                 <w:sz w:val="23"/>
                 <w:szCs w:val="23"/>
               </w:rPr>
-              <w:t>MES</w:t>
+              <w:t xml:space="preserve">Software </w:t>
             </w:r>
             <w:r>
               <w:rPr>
@@ -900,7 +638,7 @@
                 <w:sz w:val="23"/>
                 <w:szCs w:val="23"/>
               </w:rPr>
-              <w:t xml:space="preserve"> Software </w:t>
+              <w:t xml:space="preserve">Engineer – MES I </w:t>
             </w:r>
             <w:r>
               <w:rPr>
@@ -909,7 +647,7 @@
                 <w:sz w:val="23"/>
                 <w:szCs w:val="23"/>
               </w:rPr>
-              <w:t xml:space="preserve">Engineer </w:t>
+              <w:t xml:space="preserve">| </w:t>
             </w:r>
             <w:r>
               <w:rPr>
@@ -918,7 +656,7 @@
                 <w:sz w:val="23"/>
                 <w:szCs w:val="23"/>
               </w:rPr>
-              <w:t>| Nysus Solutions</w:t>
+              <w:t>First Solar</w:t>
             </w:r>
           </w:p>
         </w:tc>
@@ -940,7 +678,7 @@
                 <w:sz w:val="23"/>
                 <w:szCs w:val="23"/>
               </w:rPr>
-              <w:t xml:space="preserve">           </w:t>
+              <w:t xml:space="preserve">                February 2025 </w:t>
             </w:r>
             <w:r>
               <w:rPr>
@@ -948,7 +686,7 @@
                 <w:sz w:val="23"/>
                 <w:szCs w:val="23"/>
               </w:rPr>
-              <w:t>January 2022</w:t>
+              <w:t>–</w:t>
             </w:r>
             <w:r>
               <w:rPr>
@@ -964,15 +702,7 @@
                 <w:sz w:val="23"/>
                 <w:szCs w:val="23"/>
               </w:rPr>
-              <w:t xml:space="preserve">– </w:t>
-            </w:r>
-            <w:r>
-              <w:rPr>
-                <w:rFonts w:cstheme="minorHAnsi"/>
-                <w:sz w:val="23"/>
-                <w:szCs w:val="23"/>
-              </w:rPr>
-              <w:t>February 2025</w:t>
+              <w:t>May 2026</w:t>
             </w:r>
           </w:p>
         </w:tc>
@@ -1003,7 +733,7 @@
                 <w:sz w:val="22"/>
                 <w:szCs w:val="22"/>
               </w:rPr>
-              <w:t>Collaborate with 20+ members</w:t>
+              <w:t>Work</w:t>
             </w:r>
             <w:r>
               <w:rPr>
@@ -1014,7 +744,7 @@
                 <w:sz w:val="22"/>
                 <w:szCs w:val="22"/>
               </w:rPr>
-              <w:t xml:space="preserve"> (</w:t>
+              <w:t>ed</w:t>
             </w:r>
             <w:r>
               <w:rPr>
@@ -1025,7 +755,7 @@
                 <w:sz w:val="22"/>
                 <w:szCs w:val="22"/>
               </w:rPr>
-              <w:t xml:space="preserve">PMs </w:t>
+              <w:t xml:space="preserve"> with </w:t>
             </w:r>
             <w:r>
               <w:rPr>
@@ -1036,7 +766,7 @@
                 <w:sz w:val="22"/>
                 <w:szCs w:val="22"/>
               </w:rPr>
-              <w:t>&amp; D</w:t>
+              <w:t>stakeholders</w:t>
             </w:r>
             <w:r>
               <w:rPr>
@@ -1047,7 +777,7 @@
                 <w:sz w:val="22"/>
                 <w:szCs w:val="22"/>
               </w:rPr>
-              <w:t>evelopers</w:t>
+              <w:t xml:space="preserve"> to build and enhance</w:t>
             </w:r>
             <w:r>
               <w:rPr>
@@ -1058,7 +788,7 @@
                 <w:sz w:val="22"/>
                 <w:szCs w:val="22"/>
               </w:rPr>
-              <w:t>)</w:t>
+              <w:t xml:space="preserve"> </w:t>
             </w:r>
             <w:r>
               <w:rPr>
@@ -1069,7 +799,51 @@
                 <w:sz w:val="22"/>
                 <w:szCs w:val="22"/>
               </w:rPr>
-              <w:t xml:space="preserve"> to build and enhance custom web-based manufacturing software.</w:t>
+              <w:t xml:space="preserve">software systems for </w:t>
+            </w:r>
+            <w:r>
+              <w:rPr>
+                <w:rFonts w:cstheme="minorHAnsi"/>
+                <w:b/>
+                <w:iCs/>
+                <w:color w:val="767171" w:themeColor="background2" w:themeShade="80"/>
+                <w:sz w:val="22"/>
+                <w:szCs w:val="22"/>
+              </w:rPr>
+              <w:t>manufacturing, reliability, and R&amp;D</w:t>
+            </w:r>
+            <w:r>
+              <w:rPr>
+                <w:rFonts w:cstheme="minorHAnsi"/>
+                <w:b/>
+                <w:iCs/>
+                <w:color w:val="767171" w:themeColor="background2" w:themeShade="80"/>
+                <w:sz w:val="22"/>
+                <w:szCs w:val="22"/>
+              </w:rPr>
+              <w:t xml:space="preserve"> </w:t>
+            </w:r>
+            <w:r>
+              <w:rPr>
+                <w:rFonts w:cstheme="minorHAnsi"/>
+                <w:b/>
+                <w:iCs/>
+                <w:color w:val="767171" w:themeColor="background2" w:themeShade="80"/>
+                <w:sz w:val="22"/>
+                <w:szCs w:val="22"/>
+              </w:rPr>
+              <w:t>processes</w:t>
+            </w:r>
+            <w:r>
+              <w:rPr>
+                <w:rFonts w:cstheme="minorHAnsi"/>
+                <w:b/>
+                <w:iCs/>
+                <w:color w:val="767171" w:themeColor="background2" w:themeShade="80"/>
+                <w:sz w:val="22"/>
+                <w:szCs w:val="22"/>
+              </w:rPr>
+              <w:t>.</w:t>
             </w:r>
           </w:p>
         </w:tc>
@@ -1100,23 +874,7 @@
                 <w:sz w:val="22"/>
                 <w:szCs w:val="22"/>
               </w:rPr>
-              <w:t>Develop</w:t>
-            </w:r>
-            <w:r>
-              <w:rPr>
-                <w:rFonts w:cstheme="minorHAnsi"/>
-                <w:sz w:val="22"/>
-                <w:szCs w:val="22"/>
-              </w:rPr>
-              <w:t>ed</w:t>
-            </w:r>
-            <w:r>
-              <w:rPr>
-                <w:rFonts w:cstheme="minorHAnsi"/>
-                <w:sz w:val="22"/>
-                <w:szCs w:val="22"/>
-              </w:rPr>
-              <w:t xml:space="preserve"> and integrate</w:t>
+              <w:t>Integrate</w:t>
             </w:r>
             <w:r>
               <w:rPr>
@@ -1132,45 +890,15 @@
                 <w:sz w:val="22"/>
                 <w:szCs w:val="22"/>
               </w:rPr>
-              <w:t xml:space="preserve"> MES software with ERP systems (e.g., SAP, Oracle) and production equipment (e.g., PLCs, HMIs) to automate processes and improve information flow.</w:t>
-            </w:r>
-          </w:p>
-          <w:p>
-            <w:pPr>
-              <w:pStyle w:val="ListParagraph"/>
-              <w:numPr>
-                <w:ilvl w:val="0"/>
-                <w:numId w:val="35"/>
-              </w:numPr>
-              <w:rPr>
-                <w:rFonts w:cstheme="minorHAnsi"/>
-                <w:sz w:val="22"/>
-                <w:szCs w:val="22"/>
-              </w:rPr>
-            </w:pPr>
-            <w:r>
-              <w:rPr>
-                <w:rFonts w:cstheme="minorHAnsi"/>
-                <w:sz w:val="22"/>
-                <w:szCs w:val="22"/>
-              </w:rPr>
-              <w:t>Customers: DMS, IAC, TEAMs System, DNUS, Dana Toledo &amp; Auburn Hills</w:t>
-            </w:r>
-            <w:r>
-              <w:rPr>
-                <w:rFonts w:cstheme="minorHAnsi"/>
-                <w:sz w:val="22"/>
-                <w:szCs w:val="22"/>
-              </w:rPr>
-              <w:t xml:space="preserve"> (virtual MES Stations)</w:t>
-            </w:r>
-            <w:r>
-              <w:rPr>
-                <w:rFonts w:cstheme="minorHAnsi"/>
-                <w:sz w:val="22"/>
-                <w:szCs w:val="22"/>
-              </w:rPr>
-              <w:t>, Yanfeng</w:t>
+              <w:t xml:space="preserve"> shop floor systems with custom-developed and off-the-shelf solutions</w:t>
+            </w:r>
+            <w:r>
+              <w:rPr>
+                <w:rFonts w:cstheme="minorHAnsi"/>
+                <w:sz w:val="22"/>
+                <w:szCs w:val="22"/>
+              </w:rPr>
+              <w:t>.</w:t>
             </w:r>
           </w:p>
         </w:tc>
@@ -1201,7 +929,7 @@
                 <w:sz w:val="22"/>
                 <w:szCs w:val="22"/>
               </w:rPr>
-              <w:t>Support</w:t>
+              <w:t>Assist</w:t>
             </w:r>
             <w:r>
               <w:rPr>
@@ -1217,17 +945,17 @@
                 <w:sz w:val="22"/>
                 <w:szCs w:val="22"/>
               </w:rPr>
-              <w:t xml:space="preserve"> transition management by migrating legacy systems and data to new MES platforms with minimal production disruption.</w:t>
+              <w:t xml:space="preserve"> administrators (server admins, network admins, DB admins) in troubleshooting enterprise-level problems</w:t>
+            </w:r>
+            <w:r>
+              <w:rPr>
+                <w:rFonts w:cstheme="minorHAnsi"/>
+                <w:sz w:val="22"/>
+                <w:szCs w:val="22"/>
+              </w:rPr>
+              <w:t>.</w:t>
             </w:r>
           </w:p>
-        </w:tc>
-      </w:tr>
-      <w:tr>
-        <w:tc>
-          <w:tcPr>
-            <w:tcW w:w="11245" w:type="dxa"/>
-            <w:gridSpan w:val="2"/>
-          </w:tcPr>
           <w:p>
             <w:pPr>
               <w:pStyle w:val="ListParagraph"/>
@@ -1248,15 +976,23 @@
                 <w:sz w:val="22"/>
                 <w:szCs w:val="22"/>
               </w:rPr>
-              <w:t>Provid</w:t>
-            </w:r>
-            <w:r>
-              <w:rPr>
-                <w:rFonts w:cstheme="minorHAnsi"/>
-                <w:sz w:val="22"/>
-                <w:szCs w:val="22"/>
-              </w:rPr>
-              <w:t>e</w:t>
+              <w:t>Design</w:t>
+            </w:r>
+            <w:r>
+              <w:rPr>
+                <w:rFonts w:cstheme="minorHAnsi"/>
+                <w:sz w:val="22"/>
+                <w:szCs w:val="22"/>
+              </w:rPr>
+              <w:t>ed</w:t>
+            </w:r>
+            <w:r>
+              <w:rPr>
+                <w:rFonts w:cstheme="minorHAnsi"/>
+                <w:sz w:val="22"/>
+                <w:szCs w:val="22"/>
+              </w:rPr>
+              <w:t>, code</w:t>
             </w:r>
             <w:r>
               <w:rPr>
@@ -1272,7 +1008,7 @@
                 <w:sz w:val="22"/>
                 <w:szCs w:val="22"/>
               </w:rPr>
-              <w:t xml:space="preserve"> technical support and troubleshoot</w:t>
+              <w:t>, test</w:t>
             </w:r>
             <w:r>
               <w:rPr>
@@ -1288,41 +1024,49 @@
                 <w:sz w:val="22"/>
                 <w:szCs w:val="22"/>
               </w:rPr>
-              <w:t xml:space="preserve"> MES software issues</w:t>
-            </w:r>
-            <w:r>
-              <w:rPr>
-                <w:rFonts w:cstheme="minorHAnsi"/>
-                <w:sz w:val="22"/>
-                <w:szCs w:val="22"/>
-              </w:rPr>
-              <w:t xml:space="preserve"> </w:t>
-            </w:r>
-            <w:r>
-              <w:rPr>
-                <w:rFonts w:cstheme="minorHAnsi"/>
-                <w:sz w:val="22"/>
-                <w:szCs w:val="22"/>
-              </w:rPr>
-              <w:t xml:space="preserve">to identify root causes and </w:t>
-            </w:r>
-            <w:r>
-              <w:rPr>
-                <w:rFonts w:cstheme="minorHAnsi"/>
-                <w:sz w:val="22"/>
-                <w:szCs w:val="22"/>
-              </w:rPr>
-              <w:t>reduce downtime for more than 20 customers.</w:t>
+              <w:t>, and document</w:t>
+            </w:r>
+            <w:r>
+              <w:rPr>
+                <w:rFonts w:cstheme="minorHAnsi"/>
+                <w:sz w:val="22"/>
+                <w:szCs w:val="22"/>
+              </w:rPr>
+              <w:t>ed</w:t>
+            </w:r>
+            <w:r>
+              <w:rPr>
+                <w:rFonts w:cstheme="minorHAnsi"/>
+                <w:sz w:val="22"/>
+                <w:szCs w:val="22"/>
+              </w:rPr>
+              <w:t xml:space="preserve"> simple programs, and assist</w:t>
+            </w:r>
+            <w:r>
+              <w:rPr>
+                <w:rFonts w:cstheme="minorHAnsi"/>
+                <w:sz w:val="22"/>
+                <w:szCs w:val="22"/>
+              </w:rPr>
+              <w:t>ed</w:t>
+            </w:r>
+            <w:r>
+              <w:rPr>
+                <w:rFonts w:cstheme="minorHAnsi"/>
+                <w:sz w:val="22"/>
+                <w:szCs w:val="22"/>
+              </w:rPr>
+              <w:t xml:space="preserve"> in the implementation of software</w:t>
+            </w:r>
+            <w:r>
+              <w:rPr>
+                <w:rFonts w:cstheme="minorHAnsi"/>
+                <w:sz w:val="22"/>
+                <w:szCs w:val="22"/>
+              </w:rPr>
+              <w:t>.</w:t>
             </w:r>
           </w:p>
-        </w:tc>
-      </w:tr>
-      <w:tr>
-        <w:tc>
-          <w:tcPr>
-            <w:tcW w:w="11245" w:type="dxa"/>
-            <w:gridSpan w:val="2"/>
-          </w:tcPr>
           <w:p>
             <w:pPr>
               <w:pStyle w:val="ListParagraph"/>
@@ -1343,15 +1087,7 @@
                 <w:sz w:val="22"/>
                 <w:szCs w:val="22"/>
               </w:rPr>
-              <w:t>Coordinat</w:t>
-            </w:r>
-            <w:r>
-              <w:rPr>
-                <w:rFonts w:cstheme="minorHAnsi"/>
-                <w:sz w:val="22"/>
-                <w:szCs w:val="22"/>
-              </w:rPr>
-              <w:t>e</w:t>
+              <w:t>Applie</w:t>
             </w:r>
             <w:r>
               <w:rPr>
@@ -1367,110 +1103,7 @@
                 <w:sz w:val="22"/>
                 <w:szCs w:val="22"/>
               </w:rPr>
-              <w:t xml:space="preserve"> </w:t>
-            </w:r>
-            <w:r>
-              <w:rPr>
-                <w:rFonts w:cstheme="minorHAnsi"/>
-                <w:sz w:val="22"/>
-                <w:szCs w:val="22"/>
-              </w:rPr>
-              <w:t xml:space="preserve">onsite implementation of MES software solutions, </w:t>
-            </w:r>
-            <w:r>
-              <w:rPr>
-                <w:rFonts w:cstheme="minorHAnsi"/>
-                <w:sz w:val="22"/>
-                <w:szCs w:val="22"/>
-              </w:rPr>
-              <w:t>resolved</w:t>
-            </w:r>
-            <w:r>
-              <w:rPr>
-                <w:rFonts w:cstheme="minorHAnsi"/>
-                <w:sz w:val="22"/>
-                <w:szCs w:val="22"/>
-              </w:rPr>
-              <w:t xml:space="preserve"> 30+ technical issues and adapt</w:t>
-            </w:r>
-            <w:r>
-              <w:rPr>
-                <w:rFonts w:cstheme="minorHAnsi"/>
-                <w:sz w:val="22"/>
-                <w:szCs w:val="22"/>
-              </w:rPr>
-              <w:t>ed</w:t>
-            </w:r>
-            <w:r>
-              <w:rPr>
-                <w:rFonts w:cstheme="minorHAnsi"/>
-                <w:sz w:val="22"/>
-                <w:szCs w:val="22"/>
-              </w:rPr>
-              <w:t xml:space="preserve"> solutions to customer engineering needs.</w:t>
-            </w:r>
-          </w:p>
-        </w:tc>
-      </w:tr>
-      <w:tr>
-        <w:tc>
-          <w:tcPr>
-            <w:tcW w:w="11245" w:type="dxa"/>
-            <w:gridSpan w:val="2"/>
-          </w:tcPr>
-          <w:p>
-            <w:pPr>
-              <w:pStyle w:val="ListParagraph"/>
-              <w:numPr>
-                <w:ilvl w:val="0"/>
-                <w:numId w:val="29"/>
-              </w:numPr>
-              <w:ind w:left="336"/>
-              <w:rPr>
-                <w:rFonts w:cstheme="minorHAnsi"/>
-                <w:sz w:val="22"/>
-                <w:szCs w:val="22"/>
-              </w:rPr>
-            </w:pPr>
-            <w:r>
-              <w:rPr>
-                <w:rFonts w:cstheme="minorHAnsi"/>
-                <w:sz w:val="22"/>
-                <w:szCs w:val="22"/>
-              </w:rPr>
-              <w:t>Maintain</w:t>
-            </w:r>
-            <w:r>
-              <w:rPr>
-                <w:rFonts w:cstheme="minorHAnsi"/>
-                <w:sz w:val="22"/>
-                <w:szCs w:val="22"/>
-              </w:rPr>
-              <w:t>ed</w:t>
-            </w:r>
-            <w:r>
-              <w:rPr>
-                <w:rFonts w:cstheme="minorHAnsi"/>
-                <w:sz w:val="22"/>
-                <w:szCs w:val="22"/>
-              </w:rPr>
-              <w:t xml:space="preserve"> and improve</w:t>
-            </w:r>
-            <w:r>
-              <w:rPr>
-                <w:rFonts w:cstheme="minorHAnsi"/>
-                <w:sz w:val="22"/>
-                <w:szCs w:val="22"/>
-              </w:rPr>
-              <w:t>d</w:t>
-            </w:r>
-            <w:r>
-              <w:rPr>
-                <w:rFonts w:cstheme="minorHAnsi"/>
-                <w:sz w:val="22"/>
-                <w:szCs w:val="22"/>
-              </w:rPr>
-              <w:t xml:space="preserve"> existing applications using MS SQL Server Management Studio.</w:t>
+              <w:t xml:space="preserve"> tools and methods to identify the user experience, characteristics and tasks, and the technical, organizational and physical environment in which the product or system will operate.</w:t>
             </w:r>
           </w:p>
         </w:tc>
@@ -1525,7 +1158,34 @@
                 <w:sz w:val="23"/>
                 <w:szCs w:val="23"/>
               </w:rPr>
-              <w:t>DevOps Developer Internship | Equity Trust Company</w:t>
+              <w:t>MES</w:t>
+            </w:r>
+            <w:r>
+              <w:rPr>
+                <w:rFonts w:cstheme="minorHAnsi"/>
+                <w:b/>
+                <w:sz w:val="23"/>
+                <w:szCs w:val="23"/>
+              </w:rPr>
+              <w:t xml:space="preserve"> Software </w:t>
+            </w:r>
+            <w:r>
+              <w:rPr>
+                <w:rFonts w:cstheme="minorHAnsi"/>
+                <w:b/>
+                <w:sz w:val="23"/>
+                <w:szCs w:val="23"/>
+              </w:rPr>
+              <w:t xml:space="preserve">Engineer </w:t>
+            </w:r>
+            <w:r>
+              <w:rPr>
+                <w:rFonts w:cstheme="minorHAnsi"/>
+                <w:b/>
+                <w:sz w:val="23"/>
+                <w:szCs w:val="23"/>
+              </w:rPr>
+              <w:t>| Nysus Solutions</w:t>
             </w:r>
           </w:p>
         </w:tc>
@@ -1544,18 +1204,10 @@
             <w:r>
               <w:rPr>
                 <w:rFonts w:cstheme="minorHAnsi"/>
-                <w:sz w:val="22"/>
-                <w:szCs w:val="22"/>
-              </w:rPr>
-              <w:t xml:space="preserve">             </w:t>
-            </w:r>
-            <w:r>
-              <w:rPr>
-                <w:rFonts w:cstheme="minorHAnsi"/>
                 <w:sz w:val="23"/>
                 <w:szCs w:val="23"/>
               </w:rPr>
-              <w:t>May</w:t>
+              <w:t xml:space="preserve">           </w:t>
             </w:r>
             <w:r>
               <w:rPr>
@@ -1563,7 +1215,7 @@
                 <w:sz w:val="23"/>
                 <w:szCs w:val="23"/>
               </w:rPr>
-              <w:t xml:space="preserve"> 2021</w:t>
+              <w:t>January 2022</w:t>
             </w:r>
             <w:r>
               <w:rPr>
@@ -1571,7 +1223,23 @@
                 <w:sz w:val="23"/>
                 <w:szCs w:val="23"/>
               </w:rPr>
-              <w:t xml:space="preserve"> – September 2021</w:t>
+              <w:t xml:space="preserve"> </w:t>
+            </w:r>
+            <w:r>
+              <w:rPr>
+                <w:rFonts w:cstheme="minorHAnsi"/>
+                <w:sz w:val="23"/>
+                <w:szCs w:val="23"/>
+              </w:rPr>
+              <w:t xml:space="preserve">– </w:t>
+            </w:r>
+            <w:r>
+              <w:rPr>
+                <w:rFonts w:cstheme="minorHAnsi"/>
+                <w:sz w:val="23"/>
+                <w:szCs w:val="23"/>
+              </w:rPr>
+              <w:t>February 2025</w:t>
             </w:r>
           </w:p>
         </w:tc>
@@ -1587,6 +1255,7 @@
               <w:rPr>
                 <w:rFonts w:cstheme="minorHAnsi"/>
                 <w:b/>
+                <w:iCs/>
                 <w:color w:val="767171" w:themeColor="background2" w:themeShade="80"/>
                 <w:sz w:val="22"/>
                 <w:szCs w:val="22"/>
@@ -1596,11 +1265,78 @@
               <w:rPr>
                 <w:rFonts w:cstheme="minorHAnsi"/>
                 <w:b/>
+                <w:iCs/>
                 <w:color w:val="767171" w:themeColor="background2" w:themeShade="80"/>
                 <w:sz w:val="22"/>
                 <w:szCs w:val="22"/>
               </w:rPr>
-              <w:t>Collaborated in a team of 5 to unit test and optimize the current Account Open process for Equity Trust Company</w:t>
+              <w:t>Collaborate with 20+ members</w:t>
+            </w:r>
+            <w:r>
+              <w:rPr>
+                <w:rFonts w:cstheme="minorHAnsi"/>
+                <w:b/>
+                <w:iCs/>
+                <w:color w:val="767171" w:themeColor="background2" w:themeShade="80"/>
+                <w:sz w:val="22"/>
+                <w:szCs w:val="22"/>
+              </w:rPr>
+              <w:t xml:space="preserve"> (</w:t>
+            </w:r>
+            <w:r>
+              <w:rPr>
+                <w:rFonts w:cstheme="minorHAnsi"/>
+                <w:b/>
+                <w:iCs/>
+                <w:color w:val="767171" w:themeColor="background2" w:themeShade="80"/>
+                <w:sz w:val="22"/>
+                <w:szCs w:val="22"/>
+              </w:rPr>
+              <w:t xml:space="preserve">PMs </w:t>
+            </w:r>
+            <w:r>
+              <w:rPr>
+                <w:rFonts w:cstheme="minorHAnsi"/>
+                <w:b/>
+                <w:iCs/>
+                <w:color w:val="767171" w:themeColor="background2" w:themeShade="80"/>
+                <w:sz w:val="22"/>
+                <w:szCs w:val="22"/>
+              </w:rPr>
+              <w:t>&amp; D</w:t>
+            </w:r>
+            <w:r>
+              <w:rPr>
+                <w:rFonts w:cstheme="minorHAnsi"/>
+                <w:b/>
+                <w:iCs/>
+                <w:color w:val="767171" w:themeColor="background2" w:themeShade="80"/>
+                <w:sz w:val="22"/>
+                <w:szCs w:val="22"/>
+              </w:rPr>
+              <w:t>evelopers</w:t>
+            </w:r>
+            <w:r>
+              <w:rPr>
+                <w:rFonts w:cstheme="minorHAnsi"/>
+                <w:b/>
+                <w:iCs/>
+                <w:color w:val="767171" w:themeColor="background2" w:themeShade="80"/>
+                <w:sz w:val="22"/>
+                <w:szCs w:val="22"/>
+              </w:rPr>
+              <w:t>)</w:t>
+            </w:r>
+            <w:r>
+              <w:rPr>
+                <w:rFonts w:cstheme="minorHAnsi"/>
+                <w:b/>
+                <w:iCs/>
+                <w:color w:val="767171" w:themeColor="background2" w:themeShade="80"/>
+                <w:sz w:val="22"/>
+                <w:szCs w:val="22"/>
+              </w:rPr>
+              <w:t xml:space="preserve"> to build and enhance custom web-based manufacturing software.</w:t>
             </w:r>
           </w:p>
         </w:tc>
@@ -1631,7 +1367,77 @@
                 <w:sz w:val="22"/>
                 <w:szCs w:val="22"/>
               </w:rPr>
-              <w:t>Maintained and modified existing APIs while maintaining documentation and testing standards.</w:t>
+              <w:t>Develop</w:t>
+            </w:r>
+            <w:r>
+              <w:rPr>
+                <w:rFonts w:cstheme="minorHAnsi"/>
+                <w:sz w:val="22"/>
+                <w:szCs w:val="22"/>
+              </w:rPr>
+              <w:t>ed</w:t>
+            </w:r>
+            <w:r>
+              <w:rPr>
+                <w:rFonts w:cstheme="minorHAnsi"/>
+                <w:sz w:val="22"/>
+                <w:szCs w:val="22"/>
+              </w:rPr>
+              <w:t xml:space="preserve"> and integrate</w:t>
+            </w:r>
+            <w:r>
+              <w:rPr>
+                <w:rFonts w:cstheme="minorHAnsi"/>
+                <w:sz w:val="22"/>
+                <w:szCs w:val="22"/>
+              </w:rPr>
+              <w:t>d</w:t>
+            </w:r>
+            <w:r>
+              <w:rPr>
+                <w:rFonts w:cstheme="minorHAnsi"/>
+                <w:sz w:val="22"/>
+                <w:szCs w:val="22"/>
+              </w:rPr>
+              <w:t xml:space="preserve"> MES software with ERP systems (e.g., SAP, Oracle) and production equipment (e.g., PLCs, HMIs) to automate processes and improve information flow.</w:t>
+            </w:r>
+          </w:p>
+          <w:p>
+            <w:pPr>
+              <w:pStyle w:val="ListParagraph"/>
+              <w:numPr>
+                <w:ilvl w:val="0"/>
+                <w:numId w:val="35"/>
+              </w:numPr>
+              <w:rPr>
+                <w:rFonts w:cstheme="minorHAnsi"/>
+                <w:sz w:val="22"/>
+                <w:szCs w:val="22"/>
+              </w:rPr>
+            </w:pPr>
+            <w:r>
+              <w:rPr>
+                <w:rFonts w:cstheme="minorHAnsi"/>
+                <w:sz w:val="22"/>
+                <w:szCs w:val="22"/>
+              </w:rPr>
+              <w:t>Customers: DMS, IAC, TEAMs System, DNUS, Dana Toledo &amp; Auburn Hills</w:t>
+            </w:r>
+            <w:r>
+              <w:rPr>
+                <w:rFonts w:cstheme="minorHAnsi"/>
+                <w:sz w:val="22"/>
+                <w:szCs w:val="22"/>
+              </w:rPr>
+              <w:t xml:space="preserve"> (virtual MES Stations)</w:t>
+            </w:r>
+            <w:r>
+              <w:rPr>
+                <w:rFonts w:cstheme="minorHAnsi"/>
+                <w:sz w:val="22"/>
+                <w:szCs w:val="22"/>
+              </w:rPr>
+              <w:t>, Yanfeng</w:t>
             </w:r>
           </w:p>
         </w:tc>
@@ -1662,23 +1468,23 @@
                 <w:sz w:val="22"/>
                 <w:szCs w:val="22"/>
               </w:rPr>
-              <w:t>Performed unit testing on 5</w:t>
-            </w:r>
-            <w:r>
-              <w:rPr>
-                <w:rFonts w:cstheme="minorHAnsi"/>
-                <w:sz w:val="22"/>
-                <w:szCs w:val="22"/>
-              </w:rPr>
-              <w:t>+</w:t>
-            </w:r>
-            <w:r>
-              <w:rPr>
-                <w:rFonts w:cstheme="minorHAnsi"/>
-                <w:sz w:val="22"/>
-                <w:szCs w:val="22"/>
-              </w:rPr>
-              <w:t xml:space="preserve"> main functions in the company core process to verify customers’ operations.</w:t>
+              <w:t>Support</w:t>
+            </w:r>
+            <w:r>
+              <w:rPr>
+                <w:rFonts w:cstheme="minorHAnsi"/>
+                <w:sz w:val="22"/>
+                <w:szCs w:val="22"/>
+              </w:rPr>
+              <w:t>ed</w:t>
+            </w:r>
+            <w:r>
+              <w:rPr>
+                <w:rFonts w:cstheme="minorHAnsi"/>
+                <w:sz w:val="22"/>
+                <w:szCs w:val="22"/>
+              </w:rPr>
+              <w:t xml:space="preserve"> transition management by migrating legacy systems and data to new MES platforms with minimal production disruption.</w:t>
             </w:r>
           </w:p>
         </w:tc>
@@ -1709,15 +1515,71 @@
                 <w:sz w:val="22"/>
                 <w:szCs w:val="22"/>
               </w:rPr>
-              <w:t>D</w:t>
-            </w:r>
-            <w:r>
-              <w:rPr>
-                <w:rFonts w:cstheme="minorHAnsi"/>
-                <w:sz w:val="22"/>
-                <w:szCs w:val="22"/>
-              </w:rPr>
-              <w:t>eployed 2 features to production after performing necessary modifications and unit testing.</w:t>
+              <w:t>Provid</w:t>
+            </w:r>
+            <w:r>
+              <w:rPr>
+                <w:rFonts w:cstheme="minorHAnsi"/>
+                <w:sz w:val="22"/>
+                <w:szCs w:val="22"/>
+              </w:rPr>
+              <w:t>e</w:t>
+            </w:r>
+            <w:r>
+              <w:rPr>
+                <w:rFonts w:cstheme="minorHAnsi"/>
+                <w:sz w:val="22"/>
+                <w:szCs w:val="22"/>
+              </w:rPr>
+              <w:t>d</w:t>
+            </w:r>
+            <w:r>
+              <w:rPr>
+                <w:rFonts w:cstheme="minorHAnsi"/>
+                <w:sz w:val="22"/>
+                <w:szCs w:val="22"/>
+              </w:rPr>
+              <w:t xml:space="preserve"> technical support and troubleshoot</w:t>
+            </w:r>
+            <w:r>
+              <w:rPr>
+                <w:rFonts w:cstheme="minorHAnsi"/>
+                <w:sz w:val="22"/>
+                <w:szCs w:val="22"/>
+              </w:rPr>
+              <w:t>ed</w:t>
+            </w:r>
+            <w:r>
+              <w:rPr>
+                <w:rFonts w:cstheme="minorHAnsi"/>
+                <w:sz w:val="22"/>
+                <w:szCs w:val="22"/>
+              </w:rPr>
+              <w:t xml:space="preserve"> MES software issues</w:t>
+            </w:r>
+            <w:r>
+              <w:rPr>
+                <w:rFonts w:cstheme="minorHAnsi"/>
+                <w:sz w:val="22"/>
+                <w:szCs w:val="22"/>
+              </w:rPr>
+              <w:t xml:space="preserve"> </w:t>
+            </w:r>
+            <w:r>
+              <w:rPr>
+                <w:rFonts w:cstheme="minorHAnsi"/>
+                <w:sz w:val="22"/>
+                <w:szCs w:val="22"/>
+              </w:rPr>
+              <w:t xml:space="preserve">to identify root causes and </w:t>
+            </w:r>
+            <w:r>
+              <w:rPr>
+                <w:rFonts w:cstheme="minorHAnsi"/>
+                <w:sz w:val="22"/>
+                <w:szCs w:val="22"/>
+              </w:rPr>
+              <w:t>reduce downtime for more than 20 customers.</w:t>
             </w:r>
           </w:p>
         </w:tc>
@@ -1748,7 +1610,134 @@
                 <w:sz w:val="22"/>
                 <w:szCs w:val="22"/>
               </w:rPr>
-              <w:t>Contributed to the process of remodeling and increasing security level of the Customer Account Open Process by changing it from Service Bus Queue to Topics &amp; Subscriptions from Azure Architecture.</w:t>
+              <w:t>Coordinat</w:t>
+            </w:r>
+            <w:r>
+              <w:rPr>
+                <w:rFonts w:cstheme="minorHAnsi"/>
+                <w:sz w:val="22"/>
+                <w:szCs w:val="22"/>
+              </w:rPr>
+              <w:t>e</w:t>
+            </w:r>
+            <w:r>
+              <w:rPr>
+                <w:rFonts w:cstheme="minorHAnsi"/>
+                <w:sz w:val="22"/>
+                <w:szCs w:val="22"/>
+              </w:rPr>
+              <w:t>d</w:t>
+            </w:r>
+            <w:r>
+              <w:rPr>
+                <w:rFonts w:cstheme="minorHAnsi"/>
+                <w:sz w:val="22"/>
+                <w:szCs w:val="22"/>
+              </w:rPr>
+              <w:t xml:space="preserve"> </w:t>
+            </w:r>
+            <w:r>
+              <w:rPr>
+                <w:rFonts w:cstheme="minorHAnsi"/>
+                <w:sz w:val="22"/>
+                <w:szCs w:val="22"/>
+              </w:rPr>
+              <w:t xml:space="preserve">onsite implementation of MES software solutions, </w:t>
+            </w:r>
+            <w:r>
+              <w:rPr>
+                <w:rFonts w:cstheme="minorHAnsi"/>
+                <w:sz w:val="22"/>
+                <w:szCs w:val="22"/>
+              </w:rPr>
+              <w:t>resolved</w:t>
+            </w:r>
+            <w:r>
+              <w:rPr>
+                <w:rFonts w:cstheme="minorHAnsi"/>
+                <w:sz w:val="22"/>
+                <w:szCs w:val="22"/>
+              </w:rPr>
+              <w:t xml:space="preserve"> 30+ technical issues and adapt</w:t>
+            </w:r>
+            <w:r>
+              <w:rPr>
+                <w:rFonts w:cstheme="minorHAnsi"/>
+                <w:sz w:val="22"/>
+                <w:szCs w:val="22"/>
+              </w:rPr>
+              <w:t>ed</w:t>
+            </w:r>
+            <w:r>
+              <w:rPr>
+                <w:rFonts w:cstheme="minorHAnsi"/>
+                <w:sz w:val="22"/>
+                <w:szCs w:val="22"/>
+              </w:rPr>
+              <w:t xml:space="preserve"> solutions to customer engineering needs.</w:t>
+            </w:r>
+          </w:p>
+        </w:tc>
+      </w:tr>
+      <w:tr>
+        <w:tc>
+          <w:tcPr>
+            <w:tcW w:w="11245" w:type="dxa"/>
+            <w:gridSpan w:val="2"/>
+          </w:tcPr>
+          <w:p>
+            <w:pPr>
+              <w:pStyle w:val="ListParagraph"/>
+              <w:numPr>
+                <w:ilvl w:val="0"/>
+                <w:numId w:val="29"/>
+              </w:numPr>
+              <w:ind w:left="336"/>
+              <w:rPr>
+                <w:rFonts w:cstheme="minorHAnsi"/>
+                <w:sz w:val="22"/>
+                <w:szCs w:val="22"/>
+              </w:rPr>
+            </w:pPr>
+            <w:r>
+              <w:rPr>
+                <w:rFonts w:cstheme="minorHAnsi"/>
+                <w:sz w:val="22"/>
+                <w:szCs w:val="22"/>
+              </w:rPr>
+              <w:t>Maintain</w:t>
+            </w:r>
+            <w:r>
+              <w:rPr>
+                <w:rFonts w:cstheme="minorHAnsi"/>
+                <w:sz w:val="22"/>
+                <w:szCs w:val="22"/>
+              </w:rPr>
+              <w:t>ed</w:t>
+            </w:r>
+            <w:r>
+              <w:rPr>
+                <w:rFonts w:cstheme="minorHAnsi"/>
+                <w:sz w:val="22"/>
+                <w:szCs w:val="22"/>
+              </w:rPr>
+              <w:t xml:space="preserve"> and improve</w:t>
+            </w:r>
+            <w:r>
+              <w:rPr>
+                <w:rFonts w:cstheme="minorHAnsi"/>
+                <w:sz w:val="22"/>
+                <w:szCs w:val="22"/>
+              </w:rPr>
+              <w:t>d</w:t>
+            </w:r>
+            <w:r>
+              <w:rPr>
+                <w:rFonts w:cstheme="minorHAnsi"/>
+                <w:sz w:val="22"/>
+                <w:szCs w:val="22"/>
+              </w:rPr>
+              <w:t xml:space="preserve"> existing applications using MS SQL Server Management Studio.</w:t>
             </w:r>
           </w:p>
         </w:tc>
@@ -1803,7 +1792,7 @@
                 <w:sz w:val="23"/>
                 <w:szCs w:val="23"/>
               </w:rPr>
-              <w:t>Software Developer Co-op | Plastic Technologies Inc</w:t>
+              <w:t>DevOps Developer Internship | Equity Trust Company</w:t>
             </w:r>
           </w:p>
         </w:tc>
@@ -1825,7 +1814,7 @@
                 <w:sz w:val="22"/>
                 <w:szCs w:val="22"/>
               </w:rPr>
-              <w:t xml:space="preserve">                    </w:t>
+              <w:t xml:space="preserve">             </w:t>
             </w:r>
             <w:r>
               <w:rPr>
@@ -1833,7 +1822,7 @@
                 <w:sz w:val="23"/>
                 <w:szCs w:val="23"/>
               </w:rPr>
-              <w:t>January</w:t>
+              <w:t>May</w:t>
             </w:r>
             <w:r>
               <w:rPr>
@@ -1841,7 +1830,7 @@
                 <w:sz w:val="23"/>
                 <w:szCs w:val="23"/>
               </w:rPr>
-              <w:t xml:space="preserve"> 2020</w:t>
+              <w:t xml:space="preserve"> 2021</w:t>
             </w:r>
             <w:r>
               <w:rPr>
@@ -1849,7 +1838,7 @@
                 <w:sz w:val="23"/>
                 <w:szCs w:val="23"/>
               </w:rPr>
-              <w:t xml:space="preserve"> – May 2020</w:t>
+              <w:t xml:space="preserve"> – September 2021</w:t>
             </w:r>
           </w:p>
         </w:tc>
@@ -1878,7 +1867,7 @@
                 <w:sz w:val="22"/>
                 <w:szCs w:val="22"/>
               </w:rPr>
-              <w:t>Cooperated with 4 members of the Simulation Department to develop algorithms and update internal custom website</w:t>
+              <w:t>Collaborated in a team of 5 to unit test and optimize the current Account Open process for Equity Trust Company</w:t>
             </w:r>
           </w:p>
         </w:tc>
@@ -1907,22 +1896,9 @@
               <w:rPr>
                 <w:rFonts w:cstheme="minorHAnsi"/>
                 <w:sz w:val="22"/>
-              </w:rPr>
-              <w:t xml:space="preserve">Updated and maintained customer website using .NET Framework, JavaScript, HTML, and </w:t>
-            </w:r>
-            <w:r>
-              <w:rPr>
-                <w:rFonts w:cstheme="minorHAnsi"/>
-                <w:sz w:val="22"/>
-              </w:rPr>
-              <w:t>MS</w:t>
-            </w:r>
-            <w:r>
-              <w:rPr>
-                <w:rFonts w:cstheme="minorHAnsi"/>
-                <w:sz w:val="22"/>
-              </w:rPr>
-              <w:t>SQL to improve day-to-day operations within the company, and innovation for future business.</w:t>
+                <w:szCs w:val="22"/>
+              </w:rPr>
+              <w:t>Maintained and modified existing APIs while maintaining documentation and testing standards.</w:t>
             </w:r>
           </w:p>
         </w:tc>
@@ -1953,55 +1929,23 @@
                 <w:sz w:val="22"/>
                 <w:szCs w:val="22"/>
               </w:rPr>
-              <w:t xml:space="preserve">Developed </w:t>
-            </w:r>
-            <w:r>
-              <w:rPr>
-                <w:rFonts w:cstheme="minorHAnsi"/>
-                <w:sz w:val="22"/>
-                <w:szCs w:val="22"/>
-              </w:rPr>
-              <w:t xml:space="preserve">mathematical </w:t>
-            </w:r>
-            <w:r>
-              <w:rPr>
-                <w:rFonts w:cstheme="minorHAnsi"/>
-                <w:sz w:val="22"/>
-                <w:szCs w:val="22"/>
-              </w:rPr>
-              <w:t xml:space="preserve">methods and algorithms to </w:t>
-            </w:r>
-            <w:r>
-              <w:rPr>
-                <w:rFonts w:cstheme="minorHAnsi"/>
-                <w:sz w:val="22"/>
-                <w:szCs w:val="22"/>
-              </w:rPr>
-              <w:t>draw</w:t>
-            </w:r>
-            <w:r>
-              <w:rPr>
-                <w:rFonts w:cstheme="minorHAnsi"/>
-                <w:sz w:val="22"/>
-                <w:szCs w:val="22"/>
-              </w:rPr>
-              <w:t xml:space="preserve"> graphs and calculat</w:t>
-            </w:r>
-            <w:r>
-              <w:rPr>
-                <w:rFonts w:cstheme="minorHAnsi"/>
-                <w:sz w:val="22"/>
-                <w:szCs w:val="22"/>
-              </w:rPr>
-              <w:t>e</w:t>
-            </w:r>
-            <w:r>
-              <w:rPr>
-                <w:rFonts w:cstheme="minorHAnsi"/>
-                <w:sz w:val="22"/>
-                <w:szCs w:val="22"/>
-              </w:rPr>
-              <w:t xml:space="preserve"> volume of plastic bottles and preforms.</w:t>
+              <w:t>Performed unit testing on 5</w:t>
+            </w:r>
+            <w:r>
+              <w:rPr>
+                <w:rFonts w:cstheme="minorHAnsi"/>
+                <w:sz w:val="22"/>
+                <w:szCs w:val="22"/>
+              </w:rPr>
+              <w:t>+</w:t>
+            </w:r>
+            <w:r>
+              <w:rPr>
+                <w:rFonts w:cstheme="minorHAnsi"/>
+                <w:sz w:val="22"/>
+                <w:szCs w:val="22"/>
+              </w:rPr>
+              <w:t xml:space="preserve"> main functions in the company core process to verify customers’ operations.</w:t>
             </w:r>
           </w:p>
         </w:tc>
@@ -2030,97 +1974,17 @@
               <w:rPr>
                 <w:rFonts w:cstheme="minorHAnsi"/>
                 <w:sz w:val="22"/>
-              </w:rPr>
-              <w:t>Assisted senior engineers with lab measurements and generated reports on simulation results of the product.</w:t>
-            </w:r>
-          </w:p>
-        </w:tc>
-      </w:tr>
-    </w:tbl>
-    <w:p>
-      <w:pPr>
-        <w:rPr>
-          <w:rFonts w:cstheme="minorHAnsi"/>
-          <w:sz w:val="4"/>
-          <w:szCs w:val="4"/>
-        </w:rPr>
-      </w:pPr>
-    </w:p>
-    <w:p>
-      <w:pPr>
-        <w:pBdr>
-          <w:bottom w:val="single" w:sz="4" w:space="1" w:color="auto"/>
-        </w:pBdr>
-        <w:rPr>
-          <w:rFonts w:cstheme="minorHAnsi"/>
-          <w:b/>
-        </w:rPr>
-      </w:pPr>
-      <w:r>
-        <w:rPr>
-          <w:rFonts w:cstheme="minorHAnsi"/>
-          <w:b/>
-        </w:rPr>
-        <w:t>TECHNICAL SKILLS &amp; CERTIFICATIONS</w:t>
-      </w:r>
-    </w:p>
-    <w:p>
-      <w:pPr>
-        <w:rPr>
-          <w:rFonts w:cstheme="minorHAnsi"/>
-          <w:sz w:val="4"/>
-          <w:szCs w:val="4"/>
-        </w:rPr>
-      </w:pPr>
-    </w:p>
-    <w:tbl>
-      <w:tblPr>
-        <w:tblStyle w:val="TableGrid"/>
-        <w:tblW w:w="11245" w:type="dxa"/>
-        <w:tblInd w:w="-90" w:type="dxa"/>
-        <w:tblBorders>
-          <w:top w:val="none" w:sz="0" w:space="0" w:color="auto"/>
-          <w:left w:val="none" w:sz="0" w:space="0" w:color="auto"/>
-          <w:bottom w:val="none" w:sz="0" w:space="0" w:color="auto"/>
-          <w:right w:val="none" w:sz="0" w:space="0" w:color="auto"/>
-          <w:insideH w:val="none" w:sz="0" w:space="0" w:color="auto"/>
-          <w:insideV w:val="none" w:sz="0" w:space="0" w:color="auto"/>
-        </w:tblBorders>
-        <w:tblLook w:val="04A0" w:firstRow="1" w:lastRow="0" w:firstColumn="1" w:lastColumn="0" w:noHBand="0" w:noVBand="1"/>
-      </w:tblPr>
-      <w:tblGrid>
-        <w:gridCol w:w="11245"/>
-      </w:tblGrid>
-      <w:tr>
-        <w:tc>
-          <w:tcPr>
-            <w:tcW w:w="11245" w:type="dxa"/>
-          </w:tcPr>
-          <w:p>
-            <w:pPr>
-              <w:rPr>
-                <w:rFonts w:cstheme="minorHAnsi"/>
-                <w:sz w:val="22"/>
-                <w:szCs w:val="22"/>
-              </w:rPr>
-            </w:pPr>
-            <w:r>
-              <w:rPr>
-                <w:rFonts w:cstheme="minorHAnsi"/>
-                <w:b/>
-                <w:bCs/>
-                <w:sz w:val="22"/>
-                <w:szCs w:val="22"/>
-              </w:rPr>
-              <w:t>Programming Languages:</w:t>
-            </w:r>
-            <w:r>
-              <w:rPr>
-                <w:rFonts w:cstheme="minorHAnsi"/>
-                <w:sz w:val="22"/>
-                <w:szCs w:val="22"/>
-              </w:rPr>
-              <w:t xml:space="preserve"> Java, C#, C++, Assembly Language (80x86 &amp; ARM)</w:t>
+                <w:szCs w:val="22"/>
+              </w:rPr>
+              <w:t>D</w:t>
+            </w:r>
+            <w:r>
+              <w:rPr>
+                <w:rFonts w:cstheme="minorHAnsi"/>
+                <w:sz w:val="22"/>
+                <w:szCs w:val="22"/>
+              </w:rPr>
+              <w:t>eployed 2 features to production after performing necessary modifications and unit testing.</w:t>
             </w:r>
           </w:p>
         </w:tc>
@@ -2129,9 +1993,16 @@
         <w:tc>
           <w:tcPr>
             <w:tcW w:w="11245" w:type="dxa"/>
+            <w:gridSpan w:val="2"/>
           </w:tcPr>
           <w:p>
             <w:pPr>
+              <w:pStyle w:val="ListParagraph"/>
+              <w:numPr>
+                <w:ilvl w:val="0"/>
+                <w:numId w:val="29"/>
+              </w:numPr>
+              <w:ind w:left="336"/>
               <w:rPr>
                 <w:rFonts w:cstheme="minorHAnsi"/>
                 <w:sz w:val="22"/>
@@ -2141,204 +2012,10 @@
             <w:r>
               <w:rPr>
                 <w:rFonts w:cstheme="minorHAnsi"/>
-                <w:b/>
-                <w:bCs/>
-                <w:sz w:val="22"/>
-                <w:szCs w:val="22"/>
-              </w:rPr>
-              <w:t>Web Development:</w:t>
-            </w:r>
-            <w:r>
-              <w:rPr>
-                <w:rFonts w:cstheme="minorHAnsi"/>
-                <w:sz w:val="22"/>
-              </w:rPr>
-              <w:t xml:space="preserve"> HTML5/CSS, JavaScript (</w:t>
-            </w:r>
-            <w:r>
-              <w:rPr>
-                <w:rFonts w:cstheme="minorHAnsi"/>
-                <w:sz w:val="22"/>
-              </w:rPr>
-              <w:t>V</w:t>
-            </w:r>
-            <w:r>
-              <w:rPr>
-                <w:rFonts w:cstheme="minorHAnsi"/>
-                <w:sz w:val="22"/>
-              </w:rPr>
-              <w:t>anilla</w:t>
-            </w:r>
-            <w:r>
-              <w:rPr>
-                <w:rFonts w:cstheme="minorHAnsi"/>
-                <w:sz w:val="22"/>
-              </w:rPr>
-              <w:t>, jQuery), TypeScript, Angular, PHP, MySQL/MSSQL, ASP.NET</w:t>
-            </w:r>
-            <w:r>
-              <w:rPr>
-                <w:rFonts w:cstheme="minorHAnsi"/>
-                <w:sz w:val="22"/>
-              </w:rPr>
-              <w:t xml:space="preserve"> Core</w:t>
-            </w:r>
-          </w:p>
-        </w:tc>
-      </w:tr>
-      <w:tr>
-        <w:tc>
-          <w:tcPr>
-            <w:tcW w:w="11245" w:type="dxa"/>
-          </w:tcPr>
-          <w:p>
-            <w:pPr>
-              <w:rPr>
-                <w:rFonts w:cstheme="minorHAnsi"/>
-                <w:sz w:val="22"/>
-                <w:szCs w:val="22"/>
-              </w:rPr>
-            </w:pPr>
-            <w:r>
-              <w:rPr>
-                <w:rFonts w:cstheme="minorHAnsi"/>
-                <w:b/>
-                <w:bCs/>
-                <w:sz w:val="22"/>
-              </w:rPr>
-              <w:t>Others:</w:t>
-            </w:r>
-            <w:r>
-              <w:rPr>
-                <w:rFonts w:cstheme="minorHAnsi"/>
-                <w:sz w:val="22"/>
-              </w:rPr>
-              <w:t xml:space="preserve"> </w:t>
-            </w:r>
-            <w:r>
-              <w:rPr>
-                <w:rFonts w:cstheme="minorHAnsi"/>
-                <w:sz w:val="22"/>
-              </w:rPr>
-              <w:t>Project Management</w:t>
-            </w:r>
-            <w:r>
-              <w:rPr>
-                <w:rFonts w:cstheme="minorHAnsi"/>
-                <w:sz w:val="22"/>
-              </w:rPr>
-              <w:t xml:space="preserve">, </w:t>
-            </w:r>
-            <w:r>
-              <w:rPr>
-                <w:rFonts w:cstheme="minorHAnsi"/>
-                <w:sz w:val="22"/>
-              </w:rPr>
-              <w:t>GIT</w:t>
-            </w:r>
-            <w:r>
-              <w:rPr>
-                <w:rFonts w:cstheme="minorHAnsi"/>
-                <w:sz w:val="22"/>
-              </w:rPr>
-              <w:t xml:space="preserve">, </w:t>
-            </w:r>
-            <w:r>
-              <w:rPr>
-                <w:rFonts w:cstheme="minorHAnsi"/>
-                <w:sz w:val="22"/>
-              </w:rPr>
-              <w:t xml:space="preserve">package manager (composer, </w:t>
-            </w:r>
-            <w:r>
-              <w:rPr>
-                <w:rFonts w:cstheme="minorHAnsi"/>
-                <w:sz w:val="22"/>
-              </w:rPr>
-              <w:t>N</w:t>
-            </w:r>
-            <w:r>
-              <w:rPr>
-                <w:rFonts w:cstheme="minorHAnsi"/>
-                <w:sz w:val="22"/>
-              </w:rPr>
-              <w:t>ode</w:t>
-            </w:r>
-            <w:r>
-              <w:rPr>
-                <w:rFonts w:cstheme="minorHAnsi"/>
-                <w:sz w:val="22"/>
-              </w:rPr>
-              <w:t>J</w:t>
-            </w:r>
-            <w:r>
-              <w:rPr>
-                <w:rFonts w:cstheme="minorHAnsi"/>
-                <w:sz w:val="22"/>
-              </w:rPr>
-              <w:t>S</w:t>
-            </w:r>
-            <w:r>
-              <w:rPr>
-                <w:rFonts w:cstheme="minorHAnsi"/>
-                <w:sz w:val="22"/>
-              </w:rPr>
-              <w:t>, nugget)</w:t>
-            </w:r>
-            <w:r>
-              <w:rPr>
-                <w:rFonts w:cstheme="minorHAnsi"/>
-                <w:sz w:val="22"/>
-              </w:rPr>
-              <w:t xml:space="preserve">, </w:t>
-            </w:r>
-            <w:r>
-              <w:rPr>
-                <w:rFonts w:cstheme="minorHAnsi"/>
-                <w:sz w:val="22"/>
-              </w:rPr>
-              <w:t xml:space="preserve">docker, </w:t>
-            </w:r>
-            <w:r>
-              <w:rPr>
-                <w:rFonts w:cstheme="minorHAnsi"/>
-                <w:sz w:val="22"/>
-              </w:rPr>
-              <w:t>Unit Testing, Machine Learning</w:t>
-            </w:r>
-          </w:p>
-        </w:tc>
-      </w:tr>
-      <w:tr>
-        <w:tc>
-          <w:tcPr>
-            <w:tcW w:w="11245" w:type="dxa"/>
-          </w:tcPr>
-          <w:p>
-            <w:pPr>
-              <w:rPr>
-                <w:rFonts w:cstheme="minorHAnsi"/>
-                <w:b/>
-                <w:bCs/>
-                <w:sz w:val="22"/>
-              </w:rPr>
-            </w:pPr>
-            <w:r>
-              <w:rPr>
-                <w:rFonts w:cstheme="minorHAnsi"/>
-                <w:b/>
-                <w:bCs/>
-                <w:sz w:val="22"/>
-                <w:szCs w:val="22"/>
-              </w:rPr>
-              <w:t>Data Science:</w:t>
-            </w:r>
-            <w:r>
-              <w:rPr>
-                <w:rFonts w:cstheme="minorHAnsi"/>
-                <w:sz w:val="22"/>
-              </w:rPr>
-              <w:t xml:space="preserve"> Microsoft Excel, SPSS, SAS, Python, R</w:t>
+                <w:sz w:val="22"/>
+                <w:szCs w:val="22"/>
+              </w:rPr>
+              <w:t>Contributed to the process of remodeling and increasing security level of the Customer Account Open Process by changing it from Service Bus Queue to Topics &amp; Subscriptions from Azure Architecture.</w:t>
             </w:r>
           </w:p>
         </w:tc>
@@ -2346,42 +2023,8 @@
     </w:tbl>
     <w:p>
       <w:pPr>
-        <w:pBdr>
-          <w:bottom w:val="single" w:sz="4" w:space="1" w:color="auto"/>
-        </w:pBdr>
-        <w:tabs>
-          <w:tab w:val="left" w:pos="630"/>
-        </w:tabs>
         <w:rPr>
           <w:rFonts w:cstheme="minorHAnsi"/>
-          <w:sz w:val="4"/>
-          <w:szCs w:val="4"/>
-        </w:rPr>
-      </w:pPr>
-    </w:p>
-    <w:p>
-      <w:pPr>
-        <w:pBdr>
-          <w:bottom w:val="single" w:sz="4" w:space="1" w:color="auto"/>
-        </w:pBdr>
-        <w:rPr>
-          <w:rFonts w:cstheme="minorHAnsi"/>
-          <w:b/>
-        </w:rPr>
-      </w:pPr>
-      <w:r>
-        <w:rPr>
-          <w:rFonts w:cstheme="minorHAnsi"/>
-          <w:b/>
-        </w:rPr>
-        <w:t>PROJECTS</w:t>
-      </w:r>
-    </w:p>
-    <w:p>
-      <w:pPr>
-        <w:rPr>
-          <w:rFonts w:cstheme="minorHAnsi"/>
-          <w:color w:val="767171" w:themeColor="background2" w:themeShade="80"/>
           <w:sz w:val="4"/>
           <w:szCs w:val="4"/>
         </w:rPr>
@@ -2427,25 +2070,7 @@
                 <w:sz w:val="23"/>
                 <w:szCs w:val="23"/>
               </w:rPr>
-              <w:t xml:space="preserve">myHome </w:t>
-            </w:r>
-            <w:r>
-              <w:rPr>
-                <w:rFonts w:cstheme="minorHAnsi"/>
-                <w:b/>
-                <w:sz w:val="23"/>
-                <w:szCs w:val="23"/>
-              </w:rPr>
-              <w:t xml:space="preserve">Website | </w:t>
-            </w:r>
-            <w:r>
-              <w:rPr>
-                <w:rFonts w:cstheme="minorHAnsi"/>
-                <w:b/>
-                <w:sz w:val="23"/>
-                <w:szCs w:val="23"/>
-              </w:rPr>
-              <w:t>Full Stack Developer</w:t>
+              <w:t>Software Developer Co-op | Plastic Technologies Inc</w:t>
             </w:r>
           </w:p>
         </w:tc>
@@ -2472,50 +2097,26 @@
             <w:r>
               <w:rPr>
                 <w:rFonts w:cstheme="minorHAnsi"/>
-                <w:sz w:val="22"/>
-                <w:szCs w:val="22"/>
-              </w:rPr>
-              <w:t xml:space="preserve"> </w:t>
-            </w:r>
-            <w:r>
-              <w:rPr>
-                <w:rFonts w:cstheme="minorHAnsi"/>
-                <w:sz w:val="22"/>
-                <w:szCs w:val="22"/>
-              </w:rPr>
-              <w:t xml:space="preserve">December </w:t>
-            </w:r>
-            <w:r>
-              <w:rPr>
-                <w:rFonts w:cstheme="minorHAnsi"/>
-                <w:sz w:val="22"/>
-                <w:szCs w:val="22"/>
-              </w:rPr>
-              <w:t xml:space="preserve">2022 </w:t>
-            </w:r>
-            <w:r>
-              <w:rPr>
-                <w:rFonts w:cstheme="minorHAnsi"/>
-                <w:sz w:val="22"/>
-                <w:szCs w:val="22"/>
-              </w:rPr>
-              <w:t>–</w:t>
-            </w:r>
-            <w:r>
-              <w:rPr>
-                <w:rFonts w:cstheme="minorHAnsi"/>
-                <w:sz w:val="22"/>
-                <w:szCs w:val="22"/>
-              </w:rPr>
-              <w:t xml:space="preserve"> </w:t>
-            </w:r>
-            <w:r>
-              <w:rPr>
-                <w:rFonts w:cstheme="minorHAnsi"/>
-                <w:sz w:val="22"/>
-                <w:szCs w:val="22"/>
-              </w:rPr>
-              <w:t>Present</w:t>
+                <w:sz w:val="23"/>
+                <w:szCs w:val="23"/>
+              </w:rPr>
+              <w:t>January</w:t>
+            </w:r>
+            <w:r>
+              <w:rPr>
+                <w:rFonts w:cstheme="minorHAnsi"/>
+                <w:sz w:val="23"/>
+                <w:szCs w:val="23"/>
+              </w:rPr>
+              <w:t xml:space="preserve"> 2020</w:t>
+            </w:r>
+            <w:r>
+              <w:rPr>
+                <w:rFonts w:cstheme="minorHAnsi"/>
+                <w:sz w:val="23"/>
+                <w:szCs w:val="23"/>
+              </w:rPr>
+              <w:t xml:space="preserve"> – May 2020</w:t>
             </w:r>
           </w:p>
         </w:tc>
@@ -2544,111 +2145,7 @@
                 <w:sz w:val="22"/>
                 <w:szCs w:val="22"/>
               </w:rPr>
-              <w:t xml:space="preserve">Personal </w:t>
-            </w:r>
-            <w:r>
-              <w:rPr>
-                <w:rFonts w:cstheme="minorHAnsi"/>
-                <w:b/>
-                <w:color w:val="767171" w:themeColor="background2" w:themeShade="80"/>
-                <w:sz w:val="22"/>
-                <w:szCs w:val="22"/>
-              </w:rPr>
-              <w:t>Property Management</w:t>
-            </w:r>
-            <w:r>
-              <w:rPr>
-                <w:rFonts w:cstheme="minorHAnsi"/>
-                <w:b/>
-                <w:color w:val="767171" w:themeColor="background2" w:themeShade="80"/>
-                <w:sz w:val="22"/>
-                <w:szCs w:val="22"/>
-              </w:rPr>
-              <w:t xml:space="preserve"> </w:t>
-            </w:r>
-            <w:r>
-              <w:rPr>
-                <w:rFonts w:cstheme="minorHAnsi"/>
-                <w:b/>
-                <w:color w:val="767171" w:themeColor="background2" w:themeShade="80"/>
-                <w:sz w:val="22"/>
-                <w:szCs w:val="22"/>
-              </w:rPr>
-              <w:t xml:space="preserve">App </w:t>
-            </w:r>
-            <w:r>
-              <w:rPr>
-                <w:rFonts w:cstheme="minorHAnsi"/>
-                <w:b/>
-                <w:color w:val="767171" w:themeColor="background2" w:themeShade="80"/>
-                <w:sz w:val="22"/>
-                <w:szCs w:val="22"/>
-              </w:rPr>
-              <w:t>– U</w:t>
-            </w:r>
-            <w:r>
-              <w:rPr>
-                <w:rFonts w:cstheme="minorHAnsi"/>
-                <w:b/>
-                <w:color w:val="767171" w:themeColor="background2" w:themeShade="80"/>
-                <w:sz w:val="22"/>
-                <w:szCs w:val="22"/>
-              </w:rPr>
-              <w:t>RL</w:t>
-            </w:r>
-            <w:r>
-              <w:rPr>
-                <w:rFonts w:cstheme="minorHAnsi"/>
-                <w:b/>
-                <w:color w:val="767171" w:themeColor="background2" w:themeShade="80"/>
-                <w:sz w:val="22"/>
-                <w:szCs w:val="22"/>
-              </w:rPr>
-              <w:t xml:space="preserve">: </w:t>
-            </w:r>
-            <w:hyperlink r:id="rId8" w:history="1">
-              <w:r>
-                <w:rPr>
-                  <w:rStyle w:val="Hyperlink"/>
-                  <w:rFonts w:cstheme="minorHAnsi"/>
-                  <w:b/>
-                  <w:sz w:val="22"/>
-                  <w:szCs w:val="22"/>
-                </w:rPr>
-                <w:t>myhome.fly.dev</w:t>
-              </w:r>
-            </w:hyperlink>
-            <w:r>
-              <w:rPr>
-                <w:rFonts w:cstheme="minorHAnsi"/>
-                <w:b/>
-                <w:color w:val="767171" w:themeColor="background2" w:themeShade="80"/>
-                <w:sz w:val="22"/>
-                <w:szCs w:val="22"/>
-              </w:rPr>
-              <w:t xml:space="preserve"> (v1) &amp; </w:t>
-            </w:r>
-            <w:hyperlink r:id="rId9" w:history="1">
-              <w:r>
-                <w:rPr>
-                  <w:rStyle w:val="Hyperlink"/>
-                  <w:rFonts w:cstheme="minorHAnsi"/>
-                  <w:b/>
-                  <w:sz w:val="22"/>
-                  <w:szCs w:val="22"/>
-                </w:rPr>
-                <w:t>myhome-drexel-fd81a3df4ed5.herokuapp.com</w:t>
-              </w:r>
-            </w:hyperlink>
-            <w:r>
-              <w:rPr>
-                <w:rFonts w:cstheme="minorHAnsi"/>
-                <w:b/>
-                <w:color w:val="767171" w:themeColor="background2" w:themeShade="80"/>
-                <w:sz w:val="22"/>
-                <w:szCs w:val="22"/>
-              </w:rPr>
-              <w:t xml:space="preserve"> (v2)</w:t>
+              <w:t>Cooperated with 4 members of the Simulation Department to develop algorithms and update internal custom website</w:t>
             </w:r>
           </w:p>
         </w:tc>
@@ -2678,49 +2175,21 @@
                 <w:rFonts w:cstheme="minorHAnsi"/>
                 <w:sz w:val="22"/>
               </w:rPr>
-              <w:t>Build</w:t>
-            </w:r>
-            <w:r>
-              <w:rPr>
-                <w:rFonts w:cstheme="minorHAnsi"/>
-                <w:sz w:val="22"/>
-              </w:rPr>
-              <w:t>ing</w:t>
-            </w:r>
-            <w:r>
-              <w:rPr>
-                <w:rFonts w:cstheme="minorHAnsi"/>
-                <w:sz w:val="22"/>
-              </w:rPr>
-              <w:t xml:space="preserve"> RESTful APIs</w:t>
-            </w:r>
-            <w:r>
-              <w:rPr>
-                <w:rFonts w:cstheme="minorHAnsi"/>
-                <w:sz w:val="22"/>
-              </w:rPr>
-              <w:t xml:space="preserve"> (using ASP.NET Framework)</w:t>
-            </w:r>
-            <w:r>
-              <w:rPr>
-                <w:rFonts w:cstheme="minorHAnsi"/>
-                <w:sz w:val="22"/>
-              </w:rPr>
-              <w:t xml:space="preserve"> that serve data to the Angular/TypeScript front-end to visualize information of tenants</w:t>
-            </w:r>
-            <w:r>
-              <w:rPr>
-                <w:rFonts w:cstheme="minorHAnsi"/>
-                <w:sz w:val="22"/>
-              </w:rPr>
-              <w:t xml:space="preserve"> and help to administrate personal property</w:t>
-            </w:r>
-            <w:r>
-              <w:rPr>
-                <w:rFonts w:cstheme="minorHAnsi"/>
-                <w:sz w:val="22"/>
-              </w:rPr>
-              <w:t>.</w:t>
+              <w:t xml:space="preserve">Updated and maintained customer website using .NET Framework, JavaScript, HTML, and </w:t>
+            </w:r>
+            <w:r>
+              <w:rPr>
+                <w:rFonts w:cstheme="minorHAnsi"/>
+                <w:sz w:val="22"/>
+              </w:rPr>
+              <w:t>MS</w:t>
+            </w:r>
+            <w:r>
+              <w:rPr>
+                <w:rFonts w:cstheme="minorHAnsi"/>
+                <w:sz w:val="22"/>
+              </w:rPr>
+              <w:t>SQL to improve day-to-day operations within the company, and innovation for future business.</w:t>
             </w:r>
           </w:p>
         </w:tc>
@@ -2751,6 +2220,804 @@
                 <w:sz w:val="22"/>
                 <w:szCs w:val="22"/>
               </w:rPr>
+              <w:t xml:space="preserve">Developed </w:t>
+            </w:r>
+            <w:r>
+              <w:rPr>
+                <w:rFonts w:cstheme="minorHAnsi"/>
+                <w:sz w:val="22"/>
+                <w:szCs w:val="22"/>
+              </w:rPr>
+              <w:t xml:space="preserve">mathematical </w:t>
+            </w:r>
+            <w:r>
+              <w:rPr>
+                <w:rFonts w:cstheme="minorHAnsi"/>
+                <w:sz w:val="22"/>
+                <w:szCs w:val="22"/>
+              </w:rPr>
+              <w:t xml:space="preserve">methods and algorithms to </w:t>
+            </w:r>
+            <w:r>
+              <w:rPr>
+                <w:rFonts w:cstheme="minorHAnsi"/>
+                <w:sz w:val="22"/>
+                <w:szCs w:val="22"/>
+              </w:rPr>
+              <w:t>draw</w:t>
+            </w:r>
+            <w:r>
+              <w:rPr>
+                <w:rFonts w:cstheme="minorHAnsi"/>
+                <w:sz w:val="22"/>
+                <w:szCs w:val="22"/>
+              </w:rPr>
+              <w:t xml:space="preserve"> graphs and calculat</w:t>
+            </w:r>
+            <w:r>
+              <w:rPr>
+                <w:rFonts w:cstheme="minorHAnsi"/>
+                <w:sz w:val="22"/>
+                <w:szCs w:val="22"/>
+              </w:rPr>
+              <w:t>e</w:t>
+            </w:r>
+            <w:r>
+              <w:rPr>
+                <w:rFonts w:cstheme="minorHAnsi"/>
+                <w:sz w:val="22"/>
+                <w:szCs w:val="22"/>
+              </w:rPr>
+              <w:t xml:space="preserve"> volume of plastic bottles and preforms.</w:t>
+            </w:r>
+          </w:p>
+        </w:tc>
+      </w:tr>
+      <w:tr>
+        <w:tc>
+          <w:tcPr>
+            <w:tcW w:w="11245" w:type="dxa"/>
+            <w:gridSpan w:val="2"/>
+          </w:tcPr>
+          <w:p>
+            <w:pPr>
+              <w:pStyle w:val="ListParagraph"/>
+              <w:numPr>
+                <w:ilvl w:val="0"/>
+                <w:numId w:val="29"/>
+              </w:numPr>
+              <w:ind w:left="336"/>
+              <w:rPr>
+                <w:rFonts w:cstheme="minorHAnsi"/>
+                <w:sz w:val="22"/>
+                <w:szCs w:val="22"/>
+              </w:rPr>
+            </w:pPr>
+            <w:r>
+              <w:rPr>
+                <w:rFonts w:cstheme="minorHAnsi"/>
+                <w:sz w:val="22"/>
+              </w:rPr>
+              <w:t>Assisted senior engineers with lab measurements and generated reports on simulation results of the product.</w:t>
+            </w:r>
+          </w:p>
+        </w:tc>
+      </w:tr>
+    </w:tbl>
+    <w:p>
+      <w:pPr>
+        <w:rPr>
+          <w:rFonts w:cstheme="minorHAnsi"/>
+          <w:sz w:val="4"/>
+          <w:szCs w:val="4"/>
+        </w:rPr>
+      </w:pPr>
+    </w:p>
+    <w:p>
+      <w:pPr>
+        <w:pBdr>
+          <w:bottom w:val="single" w:sz="4" w:space="1" w:color="auto"/>
+        </w:pBdr>
+        <w:rPr>
+          <w:rFonts w:cstheme="minorHAnsi"/>
+          <w:b/>
+        </w:rPr>
+      </w:pPr>
+      <w:r>
+        <w:rPr>
+          <w:rFonts w:cstheme="minorHAnsi"/>
+          <w:b/>
+        </w:rPr>
+        <w:t>TECHNICAL SKILLS &amp; CERTIFICATIONS</w:t>
+      </w:r>
+    </w:p>
+    <w:p>
+      <w:pPr>
+        <w:rPr>
+          <w:rFonts w:cstheme="minorHAnsi"/>
+          <w:sz w:val="4"/>
+          <w:szCs w:val="4"/>
+        </w:rPr>
+      </w:pPr>
+    </w:p>
+    <w:tbl>
+      <w:tblPr>
+        <w:tblStyle w:val="TableGrid"/>
+        <w:tblW w:w="11245" w:type="dxa"/>
+        <w:tblInd w:w="-90" w:type="dxa"/>
+        <w:tblBorders>
+          <w:top w:val="none" w:sz="0" w:space="0" w:color="auto"/>
+          <w:left w:val="none" w:sz="0" w:space="0" w:color="auto"/>
+          <w:bottom w:val="none" w:sz="0" w:space="0" w:color="auto"/>
+          <w:right w:val="none" w:sz="0" w:space="0" w:color="auto"/>
+          <w:insideH w:val="none" w:sz="0" w:space="0" w:color="auto"/>
+          <w:insideV w:val="none" w:sz="0" w:space="0" w:color="auto"/>
+        </w:tblBorders>
+        <w:tblLook w:val="04A0" w:firstRow="1" w:lastRow="0" w:firstColumn="1" w:lastColumn="0" w:noHBand="0" w:noVBand="1"/>
+      </w:tblPr>
+      <w:tblGrid>
+        <w:gridCol w:w="11245"/>
+      </w:tblGrid>
+      <w:tr>
+        <w:tc>
+          <w:tcPr>
+            <w:tcW w:w="11245" w:type="dxa"/>
+          </w:tcPr>
+          <w:p>
+            <w:pPr>
+              <w:rPr>
+                <w:rFonts w:cstheme="minorHAnsi"/>
+                <w:sz w:val="22"/>
+                <w:szCs w:val="22"/>
+              </w:rPr>
+            </w:pPr>
+            <w:r>
+              <w:rPr>
+                <w:rFonts w:cstheme="minorHAnsi"/>
+                <w:b/>
+                <w:bCs/>
+                <w:sz w:val="22"/>
+                <w:szCs w:val="22"/>
+              </w:rPr>
+              <w:t>Programming Languages:</w:t>
+            </w:r>
+            <w:r>
+              <w:rPr>
+                <w:rFonts w:cstheme="minorHAnsi"/>
+                <w:sz w:val="22"/>
+                <w:szCs w:val="22"/>
+              </w:rPr>
+              <w:t xml:space="preserve"> Java, C#, C++, Assembly Language (80x86 &amp; ARM)</w:t>
+            </w:r>
+          </w:p>
+        </w:tc>
+      </w:tr>
+      <w:tr>
+        <w:tc>
+          <w:tcPr>
+            <w:tcW w:w="11245" w:type="dxa"/>
+          </w:tcPr>
+          <w:p>
+            <w:pPr>
+              <w:rPr>
+                <w:rFonts w:cstheme="minorHAnsi"/>
+                <w:sz w:val="22"/>
+                <w:szCs w:val="22"/>
+              </w:rPr>
+            </w:pPr>
+            <w:r>
+              <w:rPr>
+                <w:rFonts w:cstheme="minorHAnsi"/>
+                <w:b/>
+                <w:bCs/>
+                <w:sz w:val="22"/>
+                <w:szCs w:val="22"/>
+              </w:rPr>
+              <w:t>Web Development:</w:t>
+            </w:r>
+            <w:r>
+              <w:rPr>
+                <w:rFonts w:cstheme="minorHAnsi"/>
+                <w:sz w:val="22"/>
+              </w:rPr>
+              <w:t xml:space="preserve"> HTML5/CSS, JavaScript (</w:t>
+            </w:r>
+            <w:r>
+              <w:rPr>
+                <w:rFonts w:cstheme="minorHAnsi"/>
+                <w:sz w:val="22"/>
+              </w:rPr>
+              <w:t>V</w:t>
+            </w:r>
+            <w:r>
+              <w:rPr>
+                <w:rFonts w:cstheme="minorHAnsi"/>
+                <w:sz w:val="22"/>
+              </w:rPr>
+              <w:t>anilla</w:t>
+            </w:r>
+            <w:r>
+              <w:rPr>
+                <w:rFonts w:cstheme="minorHAnsi"/>
+                <w:sz w:val="22"/>
+              </w:rPr>
+              <w:t>, jQuery), TypeScript, Angular, PHP, MySQL/MSSQL, ASP.NET</w:t>
+            </w:r>
+            <w:r>
+              <w:rPr>
+                <w:rFonts w:cstheme="minorHAnsi"/>
+                <w:sz w:val="22"/>
+              </w:rPr>
+              <w:t xml:space="preserve"> Core</w:t>
+            </w:r>
+          </w:p>
+        </w:tc>
+      </w:tr>
+      <w:tr>
+        <w:tc>
+          <w:tcPr>
+            <w:tcW w:w="11245" w:type="dxa"/>
+          </w:tcPr>
+          <w:p>
+            <w:pPr>
+              <w:rPr>
+                <w:rFonts w:cstheme="minorHAnsi"/>
+                <w:sz w:val="22"/>
+                <w:szCs w:val="22"/>
+              </w:rPr>
+            </w:pPr>
+            <w:r>
+              <w:rPr>
+                <w:rFonts w:cstheme="minorHAnsi"/>
+                <w:b/>
+                <w:bCs/>
+                <w:sz w:val="22"/>
+              </w:rPr>
+              <w:t>Others:</w:t>
+            </w:r>
+            <w:r>
+              <w:rPr>
+                <w:rFonts w:cstheme="minorHAnsi"/>
+                <w:sz w:val="22"/>
+              </w:rPr>
+              <w:t xml:space="preserve"> </w:t>
+            </w:r>
+            <w:r>
+              <w:rPr>
+                <w:rFonts w:cstheme="minorHAnsi"/>
+                <w:sz w:val="22"/>
+              </w:rPr>
+              <w:t>Project Management</w:t>
+            </w:r>
+            <w:r>
+              <w:rPr>
+                <w:rFonts w:cstheme="minorHAnsi"/>
+                <w:sz w:val="22"/>
+              </w:rPr>
+              <w:t xml:space="preserve">, </w:t>
+            </w:r>
+            <w:r>
+              <w:rPr>
+                <w:rFonts w:cstheme="minorHAnsi"/>
+                <w:sz w:val="22"/>
+              </w:rPr>
+              <w:t>GIT</w:t>
+            </w:r>
+            <w:r>
+              <w:rPr>
+                <w:rFonts w:cstheme="minorHAnsi"/>
+                <w:sz w:val="22"/>
+              </w:rPr>
+              <w:t xml:space="preserve">, </w:t>
+            </w:r>
+            <w:r>
+              <w:rPr>
+                <w:rFonts w:cstheme="minorHAnsi"/>
+                <w:sz w:val="22"/>
+              </w:rPr>
+              <w:t xml:space="preserve">package manager (composer, </w:t>
+            </w:r>
+            <w:r>
+              <w:rPr>
+                <w:rFonts w:cstheme="minorHAnsi"/>
+                <w:sz w:val="22"/>
+              </w:rPr>
+              <w:t>N</w:t>
+            </w:r>
+            <w:r>
+              <w:rPr>
+                <w:rFonts w:cstheme="minorHAnsi"/>
+                <w:sz w:val="22"/>
+              </w:rPr>
+              <w:t>ode</w:t>
+            </w:r>
+            <w:r>
+              <w:rPr>
+                <w:rFonts w:cstheme="minorHAnsi"/>
+                <w:sz w:val="22"/>
+              </w:rPr>
+              <w:t>J</w:t>
+            </w:r>
+            <w:r>
+              <w:rPr>
+                <w:rFonts w:cstheme="minorHAnsi"/>
+                <w:sz w:val="22"/>
+              </w:rPr>
+              <w:t>S</w:t>
+            </w:r>
+            <w:r>
+              <w:rPr>
+                <w:rFonts w:cstheme="minorHAnsi"/>
+                <w:sz w:val="22"/>
+              </w:rPr>
+              <w:t>, nugget)</w:t>
+            </w:r>
+            <w:r>
+              <w:rPr>
+                <w:rFonts w:cstheme="minorHAnsi"/>
+                <w:sz w:val="22"/>
+              </w:rPr>
+              <w:t xml:space="preserve">, </w:t>
+            </w:r>
+            <w:r>
+              <w:rPr>
+                <w:rFonts w:cstheme="minorHAnsi"/>
+                <w:sz w:val="22"/>
+              </w:rPr>
+              <w:t xml:space="preserve">docker, </w:t>
+            </w:r>
+            <w:r>
+              <w:rPr>
+                <w:rFonts w:cstheme="minorHAnsi"/>
+                <w:sz w:val="22"/>
+              </w:rPr>
+              <w:t>Unit Testing, Machine Learning</w:t>
+            </w:r>
+          </w:p>
+        </w:tc>
+      </w:tr>
+      <w:tr>
+        <w:tc>
+          <w:tcPr>
+            <w:tcW w:w="11245" w:type="dxa"/>
+          </w:tcPr>
+          <w:p>
+            <w:pPr>
+              <w:rPr>
+                <w:rFonts w:cstheme="minorHAnsi"/>
+                <w:b/>
+                <w:bCs/>
+                <w:sz w:val="22"/>
+              </w:rPr>
+            </w:pPr>
+            <w:r>
+              <w:rPr>
+                <w:rFonts w:cstheme="minorHAnsi"/>
+                <w:b/>
+                <w:bCs/>
+                <w:sz w:val="22"/>
+                <w:szCs w:val="22"/>
+              </w:rPr>
+              <w:t>Data Science:</w:t>
+            </w:r>
+            <w:r>
+              <w:rPr>
+                <w:rFonts w:cstheme="minorHAnsi"/>
+                <w:sz w:val="22"/>
+              </w:rPr>
+              <w:t xml:space="preserve"> Microsoft Excel, SPSS, SAS, Python, R</w:t>
+            </w:r>
+          </w:p>
+        </w:tc>
+      </w:tr>
+    </w:tbl>
+    <w:p>
+      <w:pPr>
+        <w:pBdr>
+          <w:bottom w:val="single" w:sz="4" w:space="1" w:color="auto"/>
+        </w:pBdr>
+        <w:tabs>
+          <w:tab w:val="left" w:pos="630"/>
+        </w:tabs>
+        <w:rPr>
+          <w:rFonts w:cstheme="minorHAnsi"/>
+          <w:sz w:val="4"/>
+          <w:szCs w:val="4"/>
+        </w:rPr>
+      </w:pPr>
+    </w:p>
+    <w:p>
+      <w:pPr>
+        <w:pBdr>
+          <w:bottom w:val="single" w:sz="4" w:space="1" w:color="auto"/>
+        </w:pBdr>
+        <w:rPr>
+          <w:rFonts w:cstheme="minorHAnsi"/>
+          <w:b/>
+        </w:rPr>
+      </w:pPr>
+      <w:r>
+        <w:rPr>
+          <w:rFonts w:cstheme="minorHAnsi"/>
+          <w:b/>
+        </w:rPr>
+        <w:t>PROJECTS</w:t>
+      </w:r>
+    </w:p>
+    <w:p>
+      <w:pPr>
+        <w:rPr>
+          <w:rFonts w:cstheme="minorHAnsi"/>
+          <w:color w:val="767171" w:themeColor="background2" w:themeShade="80"/>
+          <w:sz w:val="4"/>
+          <w:szCs w:val="4"/>
+        </w:rPr>
+      </w:pPr>
+    </w:p>
+    <w:tbl>
+      <w:tblPr>
+        <w:tblStyle w:val="TableGrid"/>
+        <w:tblW w:w="11245" w:type="dxa"/>
+        <w:tblInd w:w="-90" w:type="dxa"/>
+        <w:tblBorders>
+          <w:top w:val="none" w:sz="0" w:space="0" w:color="auto"/>
+          <w:left w:val="none" w:sz="0" w:space="0" w:color="auto"/>
+          <w:bottom w:val="none" w:sz="0" w:space="0" w:color="auto"/>
+          <w:right w:val="none" w:sz="0" w:space="0" w:color="auto"/>
+          <w:insideH w:val="none" w:sz="0" w:space="0" w:color="auto"/>
+          <w:insideV w:val="none" w:sz="0" w:space="0" w:color="auto"/>
+        </w:tblBorders>
+        <w:tblLook w:val="04A0" w:firstRow="1" w:lastRow="0" w:firstColumn="1" w:lastColumn="0" w:noHBand="0" w:noVBand="1"/>
+      </w:tblPr>
+      <w:tblGrid>
+        <w:gridCol w:w="7645"/>
+        <w:gridCol w:w="3600"/>
+      </w:tblGrid>
+      <w:tr>
+        <w:tc>
+          <w:tcPr>
+            <w:tcW w:w="7645" w:type="dxa"/>
+          </w:tcPr>
+          <w:p>
+            <w:pPr>
+              <w:rPr>
+                <w:rFonts w:cstheme="minorHAnsi"/>
+                <w:b/>
+                <w:sz w:val="23"/>
+                <w:szCs w:val="23"/>
+              </w:rPr>
+            </w:pPr>
+            <w:r>
+              <w:rPr>
+                <w:rFonts w:cstheme="minorHAnsi"/>
+                <w:b/>
+                <w:sz w:val="23"/>
+                <w:szCs w:val="23"/>
+              </w:rPr>
+              <w:t xml:space="preserve">myHome </w:t>
+            </w:r>
+            <w:r>
+              <w:rPr>
+                <w:rFonts w:cstheme="minorHAnsi"/>
+                <w:b/>
+                <w:sz w:val="23"/>
+                <w:szCs w:val="23"/>
+              </w:rPr>
+              <w:t xml:space="preserve">Website | </w:t>
+            </w:r>
+            <w:r>
+              <w:rPr>
+                <w:rFonts w:cstheme="minorHAnsi"/>
+                <w:b/>
+                <w:sz w:val="23"/>
+                <w:szCs w:val="23"/>
+              </w:rPr>
+              <w:t>Full Stack Developer</w:t>
+            </w:r>
+          </w:p>
+        </w:tc>
+        <w:tc>
+          <w:tcPr>
+            <w:tcW w:w="3600" w:type="dxa"/>
+          </w:tcPr>
+          <w:p>
+            <w:pPr>
+              <w:rPr>
+                <w:rFonts w:cstheme="minorHAnsi"/>
+                <w:sz w:val="23"/>
+                <w:szCs w:val="23"/>
+              </w:rPr>
+            </w:pPr>
+            <w:r>
+              <w:rPr>
+                <w:rFonts w:cstheme="minorHAnsi"/>
+                <w:sz w:val="22"/>
+                <w:szCs w:val="22"/>
+              </w:rPr>
+              <w:t xml:space="preserve">                    </w:t>
+            </w:r>
+            <w:r>
+              <w:rPr>
+                <w:rFonts w:cstheme="minorHAnsi"/>
+                <w:sz w:val="22"/>
+                <w:szCs w:val="22"/>
+              </w:rPr>
+              <w:t xml:space="preserve"> </w:t>
+            </w:r>
+            <w:r>
+              <w:rPr>
+                <w:rFonts w:cstheme="minorHAnsi"/>
+                <w:sz w:val="22"/>
+                <w:szCs w:val="22"/>
+              </w:rPr>
+              <w:t xml:space="preserve">December </w:t>
+            </w:r>
+            <w:r>
+              <w:rPr>
+                <w:rFonts w:cstheme="minorHAnsi"/>
+                <w:sz w:val="22"/>
+                <w:szCs w:val="22"/>
+              </w:rPr>
+              <w:t xml:space="preserve">2022 </w:t>
+            </w:r>
+            <w:r>
+              <w:rPr>
+                <w:rFonts w:cstheme="minorHAnsi"/>
+                <w:sz w:val="22"/>
+                <w:szCs w:val="22"/>
+              </w:rPr>
+              <w:t>–</w:t>
+            </w:r>
+            <w:r>
+              <w:rPr>
+                <w:rFonts w:cstheme="minorHAnsi"/>
+                <w:sz w:val="22"/>
+                <w:szCs w:val="22"/>
+              </w:rPr>
+              <w:t xml:space="preserve"> </w:t>
+            </w:r>
+            <w:r>
+              <w:rPr>
+                <w:rFonts w:cstheme="minorHAnsi"/>
+                <w:sz w:val="22"/>
+                <w:szCs w:val="22"/>
+              </w:rPr>
+              <w:t>Present</w:t>
+            </w:r>
+          </w:p>
+        </w:tc>
+      </w:tr>
+      <w:tr>
+        <w:tc>
+          <w:tcPr>
+            <w:tcW w:w="11245" w:type="dxa"/>
+            <w:gridSpan w:val="2"/>
+          </w:tcPr>
+          <w:p>
+            <w:pPr>
+              <w:rPr>
+                <w:rFonts w:cstheme="minorHAnsi"/>
+                <w:b/>
+                <w:color w:val="767171" w:themeColor="background2" w:themeShade="80"/>
+                <w:sz w:val="22"/>
+                <w:szCs w:val="22"/>
+              </w:rPr>
+            </w:pPr>
+            <w:r>
+              <w:rPr>
+                <w:rFonts w:cstheme="minorHAnsi"/>
+                <w:b/>
+                <w:color w:val="767171" w:themeColor="background2" w:themeShade="80"/>
+                <w:sz w:val="22"/>
+                <w:szCs w:val="22"/>
+              </w:rPr>
+              <w:t xml:space="preserve">Personal </w:t>
+            </w:r>
+            <w:r>
+              <w:rPr>
+                <w:rFonts w:cstheme="minorHAnsi"/>
+                <w:b/>
+                <w:color w:val="767171" w:themeColor="background2" w:themeShade="80"/>
+                <w:sz w:val="22"/>
+                <w:szCs w:val="22"/>
+              </w:rPr>
+              <w:t>Property Management</w:t>
+            </w:r>
+            <w:r>
+              <w:rPr>
+                <w:rFonts w:cstheme="minorHAnsi"/>
+                <w:b/>
+                <w:color w:val="767171" w:themeColor="background2" w:themeShade="80"/>
+                <w:sz w:val="22"/>
+                <w:szCs w:val="22"/>
+              </w:rPr>
+              <w:t xml:space="preserve"> </w:t>
+            </w:r>
+            <w:r>
+              <w:rPr>
+                <w:rFonts w:cstheme="minorHAnsi"/>
+                <w:b/>
+                <w:color w:val="767171" w:themeColor="background2" w:themeShade="80"/>
+                <w:sz w:val="22"/>
+                <w:szCs w:val="22"/>
+              </w:rPr>
+              <w:t xml:space="preserve">App </w:t>
+            </w:r>
+            <w:r>
+              <w:rPr>
+                <w:rFonts w:cstheme="minorHAnsi"/>
+                <w:b/>
+                <w:color w:val="767171" w:themeColor="background2" w:themeShade="80"/>
+                <w:sz w:val="22"/>
+                <w:szCs w:val="22"/>
+              </w:rPr>
+              <w:t>– U</w:t>
+            </w:r>
+            <w:r>
+              <w:rPr>
+                <w:rFonts w:cstheme="minorHAnsi"/>
+                <w:b/>
+                <w:color w:val="767171" w:themeColor="background2" w:themeShade="80"/>
+                <w:sz w:val="22"/>
+                <w:szCs w:val="22"/>
+              </w:rPr>
+              <w:t>RL</w:t>
+            </w:r>
+            <w:r>
+              <w:rPr>
+                <w:rFonts w:cstheme="minorHAnsi"/>
+                <w:b/>
+                <w:color w:val="767171" w:themeColor="background2" w:themeShade="80"/>
+                <w:sz w:val="22"/>
+                <w:szCs w:val="22"/>
+              </w:rPr>
+              <w:t xml:space="preserve">: </w:t>
+            </w:r>
+            <w:hyperlink r:id="rId8" w:history="1">
+              <w:r>
+                <w:rPr>
+                  <w:rStyle w:val="Hyperlink"/>
+                  <w:rFonts w:cstheme="minorHAnsi"/>
+                  <w:b/>
+                  <w:sz w:val="22"/>
+                  <w:szCs w:val="22"/>
+                </w:rPr>
+                <w:t>myhome.fly.dev</w:t>
+              </w:r>
+            </w:hyperlink>
+            <w:r>
+              <w:rPr>
+                <w:rFonts w:cstheme="minorHAnsi"/>
+                <w:b/>
+                <w:color w:val="767171" w:themeColor="background2" w:themeShade="80"/>
+                <w:sz w:val="22"/>
+                <w:szCs w:val="22"/>
+              </w:rPr>
+              <w:t xml:space="preserve"> (v1) &amp; </w:t>
+            </w:r>
+            <w:hyperlink r:id="rId9" w:history="1">
+              <w:r>
+                <w:rPr>
+                  <w:rStyle w:val="Hyperlink"/>
+                  <w:rFonts w:cstheme="minorHAnsi"/>
+                  <w:b/>
+                  <w:sz w:val="22"/>
+                  <w:szCs w:val="22"/>
+                </w:rPr>
+                <w:t>myhome-drexel-fd81a3df4ed5.herokuapp.com</w:t>
+              </w:r>
+            </w:hyperlink>
+            <w:r>
+              <w:rPr>
+                <w:rFonts w:cstheme="minorHAnsi"/>
+                <w:b/>
+                <w:color w:val="767171" w:themeColor="background2" w:themeShade="80"/>
+                <w:sz w:val="22"/>
+                <w:szCs w:val="22"/>
+              </w:rPr>
+              <w:t xml:space="preserve"> (v2)</w:t>
+            </w:r>
+          </w:p>
+        </w:tc>
+      </w:tr>
+      <w:tr>
+        <w:tc>
+          <w:tcPr>
+            <w:tcW w:w="11245" w:type="dxa"/>
+            <w:gridSpan w:val="2"/>
+          </w:tcPr>
+          <w:p>
+            <w:pPr>
+              <w:pStyle w:val="ListParagraph"/>
+              <w:numPr>
+                <w:ilvl w:val="0"/>
+                <w:numId w:val="29"/>
+              </w:numPr>
+              <w:ind w:left="336"/>
+              <w:rPr>
+                <w:rFonts w:cstheme="minorHAnsi"/>
+                <w:sz w:val="22"/>
+                <w:szCs w:val="22"/>
+              </w:rPr>
+            </w:pPr>
+            <w:r>
+              <w:rPr>
+                <w:rFonts w:cstheme="minorHAnsi"/>
+                <w:sz w:val="22"/>
+              </w:rPr>
+              <w:t>Build</w:t>
+            </w:r>
+            <w:r>
+              <w:rPr>
+                <w:rFonts w:cstheme="minorHAnsi"/>
+                <w:sz w:val="22"/>
+              </w:rPr>
+              <w:t>ing</w:t>
+            </w:r>
+            <w:r>
+              <w:rPr>
+                <w:rFonts w:cstheme="minorHAnsi"/>
+                <w:sz w:val="22"/>
+              </w:rPr>
+              <w:t xml:space="preserve"> RESTful APIs</w:t>
+            </w:r>
+            <w:r>
+              <w:rPr>
+                <w:rFonts w:cstheme="minorHAnsi"/>
+                <w:sz w:val="22"/>
+              </w:rPr>
+              <w:t xml:space="preserve"> (using ASP.NET Framework)</w:t>
+            </w:r>
+            <w:r>
+              <w:rPr>
+                <w:rFonts w:cstheme="minorHAnsi"/>
+                <w:sz w:val="22"/>
+              </w:rPr>
+              <w:t xml:space="preserve"> that serve data to the Angular/TypeScript front-end to visualize information of tenants</w:t>
+            </w:r>
+            <w:r>
+              <w:rPr>
+                <w:rFonts w:cstheme="minorHAnsi"/>
+                <w:sz w:val="22"/>
+              </w:rPr>
+              <w:t xml:space="preserve"> and help to administrate personal property</w:t>
+            </w:r>
+            <w:r>
+              <w:rPr>
+                <w:rFonts w:cstheme="minorHAnsi"/>
+                <w:sz w:val="22"/>
+              </w:rPr>
+              <w:t>.</w:t>
+            </w:r>
+          </w:p>
+        </w:tc>
+      </w:tr>
+      <w:tr>
+        <w:tc>
+          <w:tcPr>
+            <w:tcW w:w="11245" w:type="dxa"/>
+            <w:gridSpan w:val="2"/>
+          </w:tcPr>
+          <w:p>
+            <w:pPr>
+              <w:pStyle w:val="ListParagraph"/>
+              <w:numPr>
+                <w:ilvl w:val="0"/>
+                <w:numId w:val="29"/>
+              </w:numPr>
+              <w:ind w:left="336"/>
+              <w:rPr>
+                <w:rFonts w:cstheme="minorHAnsi"/>
+                <w:sz w:val="22"/>
+                <w:szCs w:val="22"/>
+              </w:rPr>
+            </w:pPr>
+            <w:r>
+              <w:rPr>
+                <w:rFonts w:cstheme="minorHAnsi"/>
+                <w:sz w:val="22"/>
+                <w:szCs w:val="22"/>
+              </w:rPr>
               <w:t>Collaborating with 6+ tenants to identify practical issues and improve the efficiency of the website services.</w:t>
             </w:r>
           </w:p>
@@ -2781,7 +3048,7 @@
 </file>
 
 <file path=word/numbering.xml><?xml version="1.0" encoding="utf-8"?>
-<w:numbering xmlns:wpc="http://schemas.microsoft.com/office/word/2010/wordprocessingCanvas" xmlns:cx="http://schemas.microsoft.com/office/drawing/2014/chartex" xmlns:cx1="http://schemas.microsoft.com/office/drawing/2015/9/8/chartex" xmlns:cx2="http://schemas.microsoft.com/office/drawing/2015/10/21/chartex" xmlns:cx3="http://schemas.microsoft.com/office/drawing/2016/5/9/chartex" xmlns:cx4="http://schemas.microsoft.com/office/drawing/2016/5/10/chartex" xmlns:cx5="http://schemas.microsoft.com/office/drawing/2016/5/11/chartex" xmlns:cx6="http://schemas.microsoft.com/office/drawing/2016/5/12/chartex" xmlns:cx7="http://schemas.microsoft.com/office/drawing/2016/5/13/chartex" xmlns:cx8="http://schemas.microsoft.com/office/drawing/2016/5/14/chartex" xmlns:mc="http://schemas.openxmlformats.org/markup-compatibility/2006" xmlns:aink="http://schemas.microsoft.com/office/drawing/2016/ink" xmlns:am3d="http://schemas.microsoft.com/office/drawing/2017/model3d" xmlns:o="urn:schemas-microsoft-com:office:office" xmlns:oel="http://schemas.microsoft.com/office/2019/extlst" xmlns:r="http://schemas.openxmlformats.org/officeDocument/2006/relationships" xmlns:m="http://schemas.openxmlformats.org/officeDocument/2006/math" xmlns:v="urn:schemas-microsoft-com:vml" xmlns:wp14="http://schemas.microsoft.com/office/word/2010/wordprocessingDrawing" xmlns:wp="http://schemas.openxmlformats.org/drawingml/2006/wordprocessingDrawing" xmlns:w10="urn:schemas-microsoft-com:office:word" xmlns:w="http://schemas.openxmlformats.org/wordprocessingml/2006/main" xmlns:w14="http://schemas.microsoft.com/office/word/2010/wordml" xmlns:w15="http://schemas.microsoft.com/office/word/2012/wordml" xmlns:w16cex="http://schemas.microsoft.com/office/word/2018/wordml/cex" xmlns:w16cid="http://schemas.microsoft.com/office/word/2016/wordml/cid" xmlns:w16="http://schemas.microsoft.com/office/word/2018/wordml" xmlns:w16sdtdh="http://schemas.microsoft.com/office/word/2020/wordml/sdtdatahash" xmlns:w16se="http://schemas.microsoft.com/office/word/2015/wordml/symex" xmlns:wpg="http://schemas.microsoft.com/office/word/2010/wordprocessingGroup" xmlns:wpi="http://schemas.microsoft.com/office/word/2010/wordprocessingInk" xmlns:wne="http://schemas.microsoft.com/office/word/2006/wordml" xmlns:wps="http://schemas.microsoft.com/office/word/2010/wordprocessingShape" mc:Ignorable="w14 w15 w16se w16cid w16 w16cex w16sdtdh wp14">
+<w:numbering xmlns:wpc="http://schemas.microsoft.com/office/word/2010/wordprocessingCanvas" xmlns:cx="http://schemas.microsoft.com/office/drawing/2014/chartex" xmlns:cx1="http://schemas.microsoft.com/office/drawing/2015/9/8/chartex" xmlns:cx2="http://schemas.microsoft.com/office/drawing/2015/10/21/chartex" xmlns:cx3="http://schemas.microsoft.com/office/drawing/2016/5/9/chartex" xmlns:cx4="http://schemas.microsoft.com/office/drawing/2016/5/10/chartex" xmlns:cx5="http://schemas.microsoft.com/office/drawing/2016/5/11/chartex" xmlns:cx6="http://schemas.microsoft.com/office/drawing/2016/5/12/chartex" xmlns:cx7="http://schemas.microsoft.com/office/drawing/2016/5/13/chartex" xmlns:cx8="http://schemas.microsoft.com/office/drawing/2016/5/14/chartex" xmlns:mc="http://schemas.openxmlformats.org/markup-compatibility/2006" xmlns:aink="http://schemas.microsoft.com/office/drawing/2016/ink" xmlns:am3d="http://schemas.microsoft.com/office/drawing/2017/model3d" xmlns:o="urn:schemas-microsoft-com:office:office" xmlns:oel="http://schemas.microsoft.com/office/2019/extlst" xmlns:r="http://schemas.openxmlformats.org/officeDocument/2006/relationships" xmlns:m="http://schemas.openxmlformats.org/officeDocument/2006/math" xmlns:v="urn:schemas-microsoft-com:vml" xmlns:wp14="http://schemas.microsoft.com/office/word/2010/wordprocessingDrawing" xmlns:wp="http://schemas.openxmlformats.org/drawingml/2006/wordprocessingDrawing" xmlns:w10="urn:schemas-microsoft-com:office:word" xmlns:w="http://schemas.openxmlformats.org/wordprocessingml/2006/main" xmlns:w14="http://schemas.microsoft.com/office/word/2010/wordml" xmlns:w15="http://schemas.microsoft.com/office/word/2012/wordml" xmlns:w16cex="http://schemas.microsoft.com/office/word/2018/wordml/cex" xmlns:w16cid="http://schemas.microsoft.com/office/word/2016/wordml/cid" xmlns:w16="http://schemas.microsoft.com/office/word/2018/wordml" xmlns:w16du="http://schemas.microsoft.com/office/word/2023/wordml/word16du" xmlns:w16sdtdh="http://schemas.microsoft.com/office/word/2020/wordml/sdtdatahash" xmlns:w16sdtfl="http://schemas.microsoft.com/office/word/2024/wordml/sdtformatlock" xmlns:w16se="http://schemas.microsoft.com/office/word/2015/wordml/symex" xmlns:wpg="http://schemas.microsoft.com/office/word/2010/wordprocessingGroup" xmlns:wpi="http://schemas.microsoft.com/office/word/2010/wordprocessingInk" xmlns:wne="http://schemas.microsoft.com/office/word/2006/wordml" xmlns:wps="http://schemas.microsoft.com/office/word/2010/wordprocessingShape" mc:Ignorable="w14 w15 w16se w16cid w16 w16cex w16sdtdh w16sdtfl w16du wp14">
   <w:abstractNum w:abstractNumId="0" w15:restartNumberingAfterBreak="0">
     <w:nsid w:val="045B4A4E"/>
     <w:multiLevelType w:val="hybridMultilevel"/>
@@ -6916,7 +7183,7 @@
 </file>
 
 <file path=word/styles.xml><?xml version="1.0" encoding="utf-8"?>
-<w:styles xmlns:mc="http://schemas.openxmlformats.org/markup-compatibility/2006" xmlns:r="http://schemas.openxmlformats.org/officeDocument/2006/relationships" xmlns:w="http://schemas.openxmlformats.org/wordprocessingml/2006/main" xmlns:w14="http://schemas.microsoft.com/office/word/2010/wordml" xmlns:w15="http://schemas.microsoft.com/office/word/2012/wordml" xmlns:w16cex="http://schemas.microsoft.com/office/word/2018/wordml/cex" xmlns:w16cid="http://schemas.microsoft.com/office/word/2016/wordml/cid" xmlns:w16="http://schemas.microsoft.com/office/word/2018/wordml" xmlns:w16sdtdh="http://schemas.microsoft.com/office/word/2020/wordml/sdtdatahash" xmlns:w16se="http://schemas.microsoft.com/office/word/2015/wordml/symex" mc:Ignorable="w14 w15 w16se w16cid w16 w16cex w16sdtdh">
+<w:styles xmlns:mc="http://schemas.openxmlformats.org/markup-compatibility/2006" xmlns:r="http://schemas.openxmlformats.org/officeDocument/2006/relationships" xmlns:w="http://schemas.openxmlformats.org/wordprocessingml/2006/main" xmlns:w14="http://schemas.microsoft.com/office/word/2010/wordml" xmlns:w15="http://schemas.microsoft.com/office/word/2012/wordml" xmlns:w16cex="http://schemas.microsoft.com/office/word/2018/wordml/cex" xmlns:w16cid="http://schemas.microsoft.com/office/word/2016/wordml/cid" xmlns:w16="http://schemas.microsoft.com/office/word/2018/wordml" xmlns:w16du="http://schemas.microsoft.com/office/word/2023/wordml/word16du" xmlns:w16sdtdh="http://schemas.microsoft.com/office/word/2020/wordml/sdtdatahash" xmlns:w16sdtfl="http://schemas.microsoft.com/office/word/2024/wordml/sdtformatlock" xmlns:w16se="http://schemas.microsoft.com/office/word/2015/wordml/symex" mc:Ignorable="w14 w15 w16se w16cid w16 w16cex w16sdtdh w16sdtfl w16du">
   <w:docDefaults>
     <w:rPrDefault>
       <w:rPr>
@@ -7309,7 +7576,7 @@
   <w:style w:type="paragraph" w:default="1" w:styleId="Normal">
     <w:name w:val="Normal"/>
     <w:qFormat/>
-    <w:rsid w:val="00A87DA1"/>
+    <w:rsid w:val="00A35D52"/>
   </w:style>
   <w:style w:type="character" w:default="1" w:styleId="DefaultParagraphFont">
     <w:name w:val="Default Paragraph Font"/>

--- a/document/Hoang_Nhat_Duy_Le_Resume.docx
+++ b/document/Hoang_Nhat_Duy_Le_Resume.docx
@@ -2841,81 +2841,7 @@
                 <w:sz w:val="22"/>
                 <w:szCs w:val="22"/>
               </w:rPr>
-              <w:t xml:space="preserve">App </w:t>
-            </w:r>
-            <w:r>
-              <w:rPr>
-                <w:rFonts w:cstheme="minorHAnsi"/>
-                <w:b/>
-                <w:color w:val="767171" w:themeColor="background2" w:themeShade="80"/>
-                <w:sz w:val="22"/>
-                <w:szCs w:val="22"/>
-              </w:rPr>
-              <w:t>– U</w:t>
-            </w:r>
-            <w:r>
-              <w:rPr>
-                <w:rFonts w:cstheme="minorHAnsi"/>
-                <w:b/>
-                <w:color w:val="767171" w:themeColor="background2" w:themeShade="80"/>
-                <w:sz w:val="22"/>
-                <w:szCs w:val="22"/>
-              </w:rPr>
-              <w:t>RL</w:t>
-            </w:r>
-            <w:r>
-              <w:rPr>
-                <w:rFonts w:cstheme="minorHAnsi"/>
-                <w:b/>
-                <w:color w:val="767171" w:themeColor="background2" w:themeShade="80"/>
-                <w:sz w:val="22"/>
-                <w:szCs w:val="22"/>
-              </w:rPr>
-              <w:t xml:space="preserve">: </w:t>
-            </w:r>
-            <w:hyperlink r:id="rId8" w:history="1">
-              <w:r>
-                <w:rPr>
-                  <w:rStyle w:val="Hyperlink"/>
-                  <w:rFonts w:cstheme="minorHAnsi"/>
-                  <w:b/>
-                  <w:sz w:val="22"/>
-                  <w:szCs w:val="22"/>
-                </w:rPr>
-                <w:t>myhome.fly.dev</w:t>
-              </w:r>
-            </w:hyperlink>
-            <w:r>
-              <w:rPr>
-                <w:rFonts w:cstheme="minorHAnsi"/>
-                <w:b/>
-                <w:color w:val="767171" w:themeColor="background2" w:themeShade="80"/>
-                <w:sz w:val="22"/>
-                <w:szCs w:val="22"/>
-              </w:rPr>
-              <w:t xml:space="preserve"> (v1) &amp; </w:t>
-            </w:r>
-            <w:hyperlink r:id="rId9" w:history="1">
-              <w:r>
-                <w:rPr>
-                  <w:rStyle w:val="Hyperlink"/>
-                  <w:rFonts w:cstheme="minorHAnsi"/>
-                  <w:b/>
-                  <w:sz w:val="22"/>
-                  <w:szCs w:val="22"/>
-                </w:rPr>
-                <w:t>myhome-drexel-fd81a3df4ed5.herokuapp.com</w:t>
-              </w:r>
-            </w:hyperlink>
-            <w:r>
-              <w:rPr>
-                <w:rFonts w:cstheme="minorHAnsi"/>
-                <w:b/>
-                <w:color w:val="767171" w:themeColor="background2" w:themeShade="80"/>
-                <w:sz w:val="22"/>
-                <w:szCs w:val="22"/>
-              </w:rPr>
-              <w:t xml:space="preserve"> (v2)</w:t>
+              <w:t>App</w:t>
             </w:r>
           </w:p>
         </w:tc>
@@ -3018,7 +2944,23 @@
                 <w:sz w:val="22"/>
                 <w:szCs w:val="22"/>
               </w:rPr>
-              <w:t>Collaborating with 6+ tenants to identify practical issues and improve the efficiency of the website services.</w:t>
+              <w:t xml:space="preserve">Collaborating with </w:t>
+            </w:r>
+            <w:r>
+              <w:rPr>
+                <w:rFonts w:cstheme="minorHAnsi"/>
+                <w:sz w:val="22"/>
+                <w:szCs w:val="22"/>
+              </w:rPr>
+              <w:t>10</w:t>
+            </w:r>
+            <w:r>
+              <w:rPr>
+                <w:rFonts w:cstheme="minorHAnsi"/>
+                <w:sz w:val="22"/>
+                <w:szCs w:val="22"/>
+              </w:rPr>
+              <w:t>+ tenants to identify practical issues and improve the efficiency of the website services.</w:t>
             </w:r>
           </w:p>
         </w:tc>

--- a/document/Hoang_Nhat_Duy_Le_Resume.docx
+++ b/document/Hoang_Nhat_Duy_Le_Resume.docx
@@ -195,7 +195,27 @@
             <w:sz w:val="22"/>
             <w:szCs w:val="22"/>
           </w:rPr>
-          <w:t>linkedin.com/in/hoangnhatduyle/</w:t>
+          <w:t>linkedin.com/in/</w:t>
+        </w:r>
+        <w:proofErr w:type="spellStart"/>
+        <w:r>
+          <w:rPr>
+            <w:rStyle w:val="Hyperlink"/>
+            <w:rFonts w:cstheme="minorHAnsi"/>
+            <w:sz w:val="22"/>
+            <w:szCs w:val="22"/>
+          </w:rPr>
+          <w:t>hoangnhatduyle</w:t>
+        </w:r>
+        <w:proofErr w:type="spellEnd"/>
+        <w:r>
+          <w:rPr>
+            <w:rStyle w:val="Hyperlink"/>
+            <w:rFonts w:cstheme="minorHAnsi"/>
+            <w:sz w:val="22"/>
+            <w:szCs w:val="22"/>
+          </w:rPr>
+          <w:t>/</w:t>
         </w:r>
       </w:hyperlink>
       <w:r>
@@ -297,7 +317,34 @@
                 <w:sz w:val="23"/>
                 <w:szCs w:val="23"/>
               </w:rPr>
-              <w:t>The University of Toledo, College of Engineering</w:t>
+              <w:t xml:space="preserve">The University of </w:t>
+            </w:r>
+            <w:r>
+              <w:rPr>
+                <w:rFonts w:cstheme="minorHAnsi"/>
+                <w:b/>
+                <w:sz w:val="23"/>
+                <w:szCs w:val="23"/>
+              </w:rPr>
+              <w:t>Cincinnati</w:t>
+            </w:r>
+            <w:r>
+              <w:rPr>
+                <w:rFonts w:cstheme="minorHAnsi"/>
+                <w:b/>
+                <w:sz w:val="23"/>
+                <w:szCs w:val="23"/>
+              </w:rPr>
+              <w:t>, College of Engineering</w:t>
+            </w:r>
+            <w:r>
+              <w:rPr>
+                <w:rFonts w:cstheme="minorHAnsi"/>
+                <w:b/>
+                <w:sz w:val="23"/>
+                <w:szCs w:val="23"/>
+              </w:rPr>
+              <w:t xml:space="preserve"> and Applied Science</w:t>
             </w:r>
           </w:p>
         </w:tc>
@@ -338,7 +385,7 @@
                 <w:sz w:val="22"/>
                 <w:szCs w:val="22"/>
               </w:rPr>
-              <w:t>Bachelor of Science in Computer Science and Engineering</w:t>
+              <w:t>Master</w:t>
             </w:r>
             <w:r>
               <w:rPr>
@@ -348,57 +395,7 @@
                 <w:sz w:val="22"/>
                 <w:szCs w:val="22"/>
               </w:rPr>
-              <w:t xml:space="preserve">, </w:t>
-            </w:r>
-            <w:r>
-              <w:rPr>
-                <w:rFonts w:cstheme="minorHAnsi"/>
-                <w:bCs/>
-                <w:iCs/>
-                <w:sz w:val="22"/>
-                <w:szCs w:val="22"/>
-              </w:rPr>
-              <w:t>Data Science Minor</w:t>
-            </w:r>
-            <w:r>
-              <w:rPr>
-                <w:rFonts w:cstheme="minorHAnsi"/>
-                <w:bCs/>
-                <w:iCs/>
-                <w:sz w:val="22"/>
-                <w:szCs w:val="22"/>
-              </w:rPr>
-              <w:t xml:space="preserve">, </w:t>
-            </w:r>
-            <w:r>
-              <w:rPr>
-                <w:rFonts w:cstheme="minorHAnsi"/>
-                <w:bCs/>
-                <w:iCs/>
-                <w:sz w:val="22"/>
-                <w:szCs w:val="22"/>
-              </w:rPr>
-              <w:t>Cumulative</w:t>
-            </w:r>
-            <w:r>
-              <w:rPr>
-                <w:rFonts w:cstheme="minorHAnsi"/>
-                <w:bCs/>
-                <w:iCs/>
-                <w:sz w:val="22"/>
-                <w:szCs w:val="22"/>
-              </w:rPr>
-              <w:t xml:space="preserve"> </w:t>
-            </w:r>
-            <w:r>
-              <w:rPr>
-                <w:rFonts w:cstheme="minorHAnsi"/>
-                <w:bCs/>
-                <w:iCs/>
-                <w:sz w:val="22"/>
-                <w:szCs w:val="22"/>
-              </w:rPr>
-              <w:t>GPA: 3.90</w:t>
+              <w:t xml:space="preserve"> of Science in Computer Science</w:t>
             </w:r>
           </w:p>
         </w:tc>
@@ -453,34 +450,7 @@
                 <w:sz w:val="23"/>
                 <w:szCs w:val="23"/>
               </w:rPr>
-              <w:t xml:space="preserve">The University of </w:t>
-            </w:r>
-            <w:r>
-              <w:rPr>
-                <w:rFonts w:cstheme="minorHAnsi"/>
-                <w:b/>
-                <w:sz w:val="23"/>
-                <w:szCs w:val="23"/>
-              </w:rPr>
-              <w:t>Cincinnati</w:t>
-            </w:r>
-            <w:r>
-              <w:rPr>
-                <w:rFonts w:cstheme="minorHAnsi"/>
-                <w:b/>
-                <w:sz w:val="23"/>
-                <w:szCs w:val="23"/>
-              </w:rPr>
-              <w:t>, College of Engineering</w:t>
-            </w:r>
-            <w:r>
-              <w:rPr>
-                <w:rFonts w:cstheme="minorHAnsi"/>
-                <w:b/>
-                <w:sz w:val="23"/>
-                <w:szCs w:val="23"/>
-              </w:rPr>
-              <w:t xml:space="preserve"> and Applied Science</w:t>
+              <w:t>The University of Toledo, College of Engineering</w:t>
             </w:r>
           </w:p>
         </w:tc>
@@ -521,7 +491,7 @@
                 <w:sz w:val="22"/>
                 <w:szCs w:val="22"/>
               </w:rPr>
-              <w:t>Master</w:t>
+              <w:t>Bachelor of Science in Computer Science and Engineering</w:t>
             </w:r>
             <w:r>
               <w:rPr>
@@ -531,7 +501,17 @@
                 <w:sz w:val="22"/>
                 <w:szCs w:val="22"/>
               </w:rPr>
-              <w:t xml:space="preserve"> of Science in Computer Science</w:t>
+              <w:t>, Data Science Minor</w:t>
+            </w:r>
+            <w:r>
+              <w:rPr>
+                <w:rFonts w:cstheme="minorHAnsi"/>
+                <w:bCs/>
+                <w:iCs/>
+                <w:sz w:val="22"/>
+                <w:szCs w:val="22"/>
+              </w:rPr>
+              <w:t>, Cumulative GPA: 3.90</w:t>
             </w:r>
           </w:p>
         </w:tc>
@@ -1185,7 +1165,27 @@
                 <w:sz w:val="23"/>
                 <w:szCs w:val="23"/>
               </w:rPr>
-              <w:t>| Nysus Solutions</w:t>
+              <w:t xml:space="preserve">| </w:t>
+            </w:r>
+            <w:proofErr w:type="spellStart"/>
+            <w:r>
+              <w:rPr>
+                <w:rFonts w:cstheme="minorHAnsi"/>
+                <w:b/>
+                <w:sz w:val="23"/>
+                <w:szCs w:val="23"/>
+              </w:rPr>
+              <w:t>Nysus</w:t>
+            </w:r>
+            <w:proofErr w:type="spellEnd"/>
+            <w:r>
+              <w:rPr>
+                <w:rFonts w:cstheme="minorHAnsi"/>
+                <w:b/>
+                <w:sz w:val="23"/>
+                <w:szCs w:val="23"/>
+              </w:rPr>
+              <w:t xml:space="preserve"> Solutions</w:t>
             </w:r>
           </w:p>
         </w:tc>
@@ -2687,6 +2687,7 @@
                 <w:szCs w:val="23"/>
               </w:rPr>
             </w:pPr>
+            <w:proofErr w:type="spellStart"/>
             <w:r>
               <w:rPr>
                 <w:rFonts w:cstheme="minorHAnsi"/>
@@ -2694,7 +2695,17 @@
                 <w:sz w:val="23"/>
                 <w:szCs w:val="23"/>
               </w:rPr>
-              <w:t xml:space="preserve">myHome </w:t>
+              <w:t>myHome</w:t>
+            </w:r>
+            <w:proofErr w:type="spellEnd"/>
+            <w:r>
+              <w:rPr>
+                <w:rFonts w:cstheme="minorHAnsi"/>
+                <w:b/>
+                <w:sz w:val="23"/>
+                <w:szCs w:val="23"/>
+              </w:rPr>
+              <w:t xml:space="preserve"> </w:t>
             </w:r>
             <w:r>
               <w:rPr>
